--- a/lessons/3-2/downloads/reveal/3.2-session-2-practice-form-a.docx
+++ b/lessons/3-2/downloads/reveal/3.2-session-2-practice-form-a.docx
@@ -15,7 +15,7 @@
         <w:rPr>
           <w:rFonts w:ascii="Avenir Next" w:hAnsi="Avenir Next" w:cs="Avenir Next" w:eastAsia="Avenir Next"/>
           <w:color w:val="1A1A1A"/>
-          <w:sz w:val="20"/>
+          <w:sz w:val="22"/>
           <w:szCs w:val="20"/>
         </w:rPr>
         <w:t xml:space="preserve">Name</w:t>
@@ -33,7 +33,7 @@
         <w:rPr>
           <w:rFonts w:ascii="Avenir Next" w:hAnsi="Avenir Next" w:cs="Avenir Next" w:eastAsia="Avenir Next"/>
           <w:color w:val="1A1A1A"/>
-          <w:sz w:val="20"/>
+          <w:sz w:val="22"/>
           <w:szCs w:val="20"/>
         </w:rPr>
         <w:t xml:space="preserve">   Date</w:t>
@@ -51,7 +51,7 @@
         <w:rPr>
           <w:rFonts w:ascii="Avenir Next" w:hAnsi="Avenir Next" w:cs="Avenir Next" w:eastAsia="Avenir Next"/>
           <w:color w:val="1A1A1A"/>
-          <w:sz w:val="20"/>
+          <w:sz w:val="22"/>
           <w:szCs w:val="20"/>
         </w:rPr>
         <w:t xml:space="preserve">   Period</w:t>
@@ -78,7 +78,7 @@
           <w:caps/>
           <w:color w:val="003A70"/>
           <w:spacing w:val="12"/>
-          <w:sz w:val="19"/>
+          <w:sz w:val="22"/>
           <w:szCs w:val="19"/>
         </w:rPr>
         <w:t xml:space="preserve">Lesson 3-2  ·  Session 2  ·  Practice  ·  Form A</w:t>
@@ -86,6 +86,7 @@
     </w:p>
     <w:p>
       <w:pPr>
+        <w:pStyle w:val="Heading1"/>
         <w:keepNext/>
         <w:spacing w:before="0" w:after="10" w:line="240" w:lineRule="auto"/>
       </w:pPr>
@@ -111,7 +112,7 @@
         <w:rPr>
           <w:rFonts w:ascii="Avenir Next" w:hAnsi="Avenir Next" w:cs="Avenir Next" w:eastAsia="Avenir Next"/>
           <w:color w:val="5A5F66"/>
-          <w:sz w:val="17"/>
+          <w:sz w:val="22"/>
           <w:szCs w:val="17"/>
         </w:rPr>
         <w:t xml:space="preserve">Learning target — I can compare unit prices to decide which package is the better buy.</w:t>
@@ -128,7 +129,7 @@
     </w:p>
     <w:p>
       <w:pPr>
-        <w:spacing w:before="0" w:after="0" w:line="60" w:lineRule="auto"/>
+        <w:spacing w:before="0" w:after="0" w:line="50" w:lineRule="exact"/>
       </w:pPr>
     </w:p>
     <w:tbl>
@@ -167,6 +168,7 @@
           </w:tcPr>
           <w:p>
             <w:pPr>
+              <w:pStyle w:val="Heading2"/>
               <w:spacing w:before="0" w:after="40" w:line="264" w:lineRule="auto"/>
             </w:pPr>
             <w:r>
@@ -194,54 +196,54 @@
                 <w:rFonts w:ascii="Avenir Next" w:hAnsi="Avenir Next" w:cs="Avenir Next" w:eastAsia="Avenir Next"/>
                 <w:b/>
                 <w:color w:val="003A70"/>
+                <w:sz w:val="22"/>
+                <w:szCs w:val="18"/>
+              </w:rPr>
+              <w:t xml:space="preserve">•</w:t>
+            </w:r>
+            <w:r>
+              <w:rPr>
+                <w:rFonts w:ascii="Avenir Next" w:hAnsi="Avenir Next" w:cs="Avenir Next" w:eastAsia="Avenir Next"/>
+                <w:color w:val="1A1A1A"/>
                 <w:sz w:val="18"/>
                 <w:szCs w:val="18"/>
               </w:rPr>
-              <w:t xml:space="preserve">•</w:t>
-            </w:r>
-            <w:r>
-              <w:rPr>
-                <w:rFonts w:ascii="Avenir Next" w:hAnsi="Avenir Next" w:cs="Avenir Next" w:eastAsia="Avenir Next"/>
-                <w:color w:val="1A1A1A"/>
-                <w:sz w:val="18"/>
+              <w:tab/>
+            </w:r>
+            <w:r>
+              <w:rPr>
+                <w:rFonts w:ascii="Avenir Next" w:hAnsi="Avenir Next" w:cs="Avenir Next" w:eastAsia="Avenir Next"/>
+                <w:b/>
+                <w:color w:val="1A1A1A"/>
+                <w:sz w:val="22"/>
                 <w:szCs w:val="18"/>
               </w:rPr>
-              <w:tab/>
-            </w:r>
-            <w:r>
-              <w:rPr>
-                <w:rFonts w:ascii="Avenir Next" w:hAnsi="Avenir Next" w:cs="Avenir Next" w:eastAsia="Avenir Next"/>
-                <w:b/>
-                <w:color w:val="1A1A1A"/>
-                <w:sz w:val="18"/>
+              <w:t xml:space="preserve">Unit price</w:t>
+            </w:r>
+            <w:r>
+              <w:rPr>
+                <w:rFonts w:ascii="Avenir Next" w:hAnsi="Avenir Next" w:cs="Avenir Next" w:eastAsia="Avenir Next"/>
+                <w:color w:val="1A1A1A"/>
+                <w:sz w:val="22"/>
                 <w:szCs w:val="18"/>
               </w:rPr>
-              <w:t xml:space="preserve">Unit price</w:t>
-            </w:r>
-            <w:r>
-              <w:rPr>
-                <w:rFonts w:ascii="Avenir Next" w:hAnsi="Avenir Next" w:cs="Avenir Next" w:eastAsia="Avenir Next"/>
-                <w:color w:val="1A1A1A"/>
-                <w:sz w:val="18"/>
+              <w:t xml:space="preserve"> = total cost ÷ number of units (cost of </w:t>
+            </w:r>
+            <w:r>
+              <w:rPr>
+                <w:rFonts w:ascii="Avenir Next" w:hAnsi="Avenir Next" w:cs="Avenir Next" w:eastAsia="Avenir Next"/>
+                <w:b/>
+                <w:color w:val="1A1A1A"/>
+                <w:sz w:val="22"/>
                 <w:szCs w:val="18"/>
               </w:rPr>
-              <w:t xml:space="preserve"> = total cost ÷ number of units (cost of </w:t>
-            </w:r>
-            <w:r>
-              <w:rPr>
-                <w:rFonts w:ascii="Avenir Next" w:hAnsi="Avenir Next" w:cs="Avenir Next" w:eastAsia="Avenir Next"/>
-                <w:b/>
-                <w:color w:val="1A1A1A"/>
-                <w:sz w:val="18"/>
-                <w:szCs w:val="18"/>
-              </w:rPr>
               <w:t xml:space="preserve">one</w:t>
             </w:r>
             <w:r>
               <w:rPr>
                 <w:rFonts w:ascii="Avenir Next" w:hAnsi="Avenir Next" w:cs="Avenir Next" w:eastAsia="Avenir Next"/>
                 <w:color w:val="1A1A1A"/>
-                <w:sz w:val="18"/>
+                <w:sz w:val="22"/>
                 <w:szCs w:val="18"/>
               </w:rPr>
               <w:t xml:space="preserve">).</w:t>
@@ -260,82 +262,82 @@
                 <w:rFonts w:ascii="Avenir Next" w:hAnsi="Avenir Next" w:cs="Avenir Next" w:eastAsia="Avenir Next"/>
                 <w:b/>
                 <w:color w:val="003A70"/>
+                <w:sz w:val="22"/>
+                <w:szCs w:val="18"/>
+              </w:rPr>
+              <w:t xml:space="preserve">•</w:t>
+            </w:r>
+            <w:r>
+              <w:rPr>
+                <w:rFonts w:ascii="Avenir Next" w:hAnsi="Avenir Next" w:cs="Avenir Next" w:eastAsia="Avenir Next"/>
+                <w:color w:val="1A1A1A"/>
                 <w:sz w:val="18"/>
                 <w:szCs w:val="18"/>
               </w:rPr>
-              <w:t xml:space="preserve">•</w:t>
-            </w:r>
-            <w:r>
-              <w:rPr>
-                <w:rFonts w:ascii="Avenir Next" w:hAnsi="Avenir Next" w:cs="Avenir Next" w:eastAsia="Avenir Next"/>
-                <w:color w:val="1A1A1A"/>
-                <w:sz w:val="18"/>
+              <w:tab/>
+            </w:r>
+            <w:r>
+              <w:rPr>
+                <w:rFonts w:ascii="Avenir Next" w:hAnsi="Avenir Next" w:cs="Avenir Next" w:eastAsia="Avenir Next"/>
+                <w:color w:val="1A1A1A"/>
+                <w:sz w:val="22"/>
                 <w:szCs w:val="18"/>
               </w:rPr>
-              <w:tab/>
-            </w:r>
-            <w:r>
-              <w:rPr>
-                <w:rFonts w:ascii="Avenir Next" w:hAnsi="Avenir Next" w:cs="Avenir Next" w:eastAsia="Avenir Next"/>
-                <w:color w:val="1A1A1A"/>
-                <w:sz w:val="18"/>
+              <w:t xml:space="preserve">Find the unit price of </w:t>
+            </w:r>
+            <w:r>
+              <w:rPr>
+                <w:rFonts w:ascii="Avenir Next" w:hAnsi="Avenir Next" w:cs="Avenir Next" w:eastAsia="Avenir Next"/>
+                <w:b/>
+                <w:color w:val="1A1A1A"/>
+                <w:sz w:val="22"/>
                 <w:szCs w:val="18"/>
               </w:rPr>
-              <w:t xml:space="preserve">Find the unit price of </w:t>
-            </w:r>
-            <w:r>
-              <w:rPr>
-                <w:rFonts w:ascii="Avenir Next" w:hAnsi="Avenir Next" w:cs="Avenir Next" w:eastAsia="Avenir Next"/>
-                <w:b/>
-                <w:color w:val="1A1A1A"/>
-                <w:sz w:val="18"/>
+              <w:t xml:space="preserve">each</w:t>
+            </w:r>
+            <w:r>
+              <w:rPr>
+                <w:rFonts w:ascii="Avenir Next" w:hAnsi="Avenir Next" w:cs="Avenir Next" w:eastAsia="Avenir Next"/>
+                <w:color w:val="1A1A1A"/>
+                <w:sz w:val="22"/>
                 <w:szCs w:val="18"/>
               </w:rPr>
-              <w:t xml:space="preserve">each</w:t>
-            </w:r>
-            <w:r>
-              <w:rPr>
-                <w:rFonts w:ascii="Avenir Next" w:hAnsi="Avenir Next" w:cs="Avenir Next" w:eastAsia="Avenir Next"/>
-                <w:color w:val="1A1A1A"/>
-                <w:sz w:val="18"/>
+              <w:t xml:space="preserve"> package. The </w:t>
+            </w:r>
+            <w:r>
+              <w:rPr>
+                <w:rFonts w:ascii="Avenir Next" w:hAnsi="Avenir Next" w:cs="Avenir Next" w:eastAsia="Avenir Next"/>
+                <w:b/>
+                <w:color w:val="1A1A1A"/>
+                <w:sz w:val="22"/>
                 <w:szCs w:val="18"/>
               </w:rPr>
-              <w:t xml:space="preserve"> package. The </w:t>
-            </w:r>
-            <w:r>
-              <w:rPr>
-                <w:rFonts w:ascii="Avenir Next" w:hAnsi="Avenir Next" w:cs="Avenir Next" w:eastAsia="Avenir Next"/>
-                <w:b/>
-                <w:color w:val="1A1A1A"/>
-                <w:sz w:val="18"/>
+              <w:t xml:space="preserve">lower</w:t>
+            </w:r>
+            <w:r>
+              <w:rPr>
+                <w:rFonts w:ascii="Avenir Next" w:hAnsi="Avenir Next" w:cs="Avenir Next" w:eastAsia="Avenir Next"/>
+                <w:color w:val="1A1A1A"/>
+                <w:sz w:val="22"/>
                 <w:szCs w:val="18"/>
               </w:rPr>
-              <w:t xml:space="preserve">lower</w:t>
-            </w:r>
-            <w:r>
-              <w:rPr>
-                <w:rFonts w:ascii="Avenir Next" w:hAnsi="Avenir Next" w:cs="Avenir Next" w:eastAsia="Avenir Next"/>
-                <w:color w:val="1A1A1A"/>
-                <w:sz w:val="18"/>
+              <w:t xml:space="preserve"> unit price is the </w:t>
+            </w:r>
+            <w:r>
+              <w:rPr>
+                <w:rFonts w:ascii="Avenir Next" w:hAnsi="Avenir Next" w:cs="Avenir Next" w:eastAsia="Avenir Next"/>
+                <w:b/>
+                <w:color w:val="1A1A1A"/>
+                <w:sz w:val="22"/>
                 <w:szCs w:val="18"/>
               </w:rPr>
-              <w:t xml:space="preserve"> unit price is the </w:t>
-            </w:r>
-            <w:r>
-              <w:rPr>
-                <w:rFonts w:ascii="Avenir Next" w:hAnsi="Avenir Next" w:cs="Avenir Next" w:eastAsia="Avenir Next"/>
-                <w:b/>
-                <w:color w:val="1A1A1A"/>
-                <w:sz w:val="18"/>
-                <w:szCs w:val="18"/>
-              </w:rPr>
               <w:t xml:space="preserve">better buy</w:t>
             </w:r>
             <w:r>
               <w:rPr>
                 <w:rFonts w:ascii="Avenir Next" w:hAnsi="Avenir Next" w:cs="Avenir Next" w:eastAsia="Avenir Next"/>
                 <w:color w:val="1A1A1A"/>
-                <w:sz w:val="18"/>
+                <w:sz w:val="22"/>
                 <w:szCs w:val="18"/>
               </w:rPr>
               <w:t xml:space="preserve">.</w:t>
@@ -354,25 +356,25 @@
                 <w:rFonts w:ascii="Avenir Next" w:hAnsi="Avenir Next" w:cs="Avenir Next" w:eastAsia="Avenir Next"/>
                 <w:b/>
                 <w:color w:val="003A70"/>
+                <w:sz w:val="22"/>
+                <w:szCs w:val="18"/>
+              </w:rPr>
+              <w:t xml:space="preserve">•</w:t>
+            </w:r>
+            <w:r>
+              <w:rPr>
+                <w:rFonts w:ascii="Avenir Next" w:hAnsi="Avenir Next" w:cs="Avenir Next" w:eastAsia="Avenir Next"/>
+                <w:color w:val="1A1A1A"/>
                 <w:sz w:val="18"/>
                 <w:szCs w:val="18"/>
               </w:rPr>
-              <w:t xml:space="preserve">•</w:t>
-            </w:r>
-            <w:r>
-              <w:rPr>
-                <w:rFonts w:ascii="Avenir Next" w:hAnsi="Avenir Next" w:cs="Avenir Next" w:eastAsia="Avenir Next"/>
-                <w:color w:val="1A1A1A"/>
-                <w:sz w:val="18"/>
-                <w:szCs w:val="18"/>
-              </w:rPr>
               <w:tab/>
             </w:r>
             <w:r>
               <w:rPr>
                 <w:rFonts w:ascii="Avenir Next" w:hAnsi="Avenir Next" w:cs="Avenir Next" w:eastAsia="Avenir Next"/>
                 <w:color w:val="1A1A1A"/>
-                <w:sz w:val="18"/>
+                <w:sz w:val="22"/>
                 <w:szCs w:val="18"/>
               </w:rPr>
               <w:t xml:space="preserve">Round money to the nearest cent. Subtract the unit prices to find the savings.</w:t>
@@ -387,6 +389,7 @@
           </w:tcPr>
           <w:p>
             <w:pPr>
+              <w:pStyle w:val="Heading2"/>
               <w:spacing w:before="0" w:after="40" w:line="264" w:lineRule="auto"/>
             </w:pPr>
             <w:r>
@@ -409,7 +412,7 @@
               <w:rPr>
                 <w:rFonts w:ascii="Avenir Next" w:hAnsi="Avenir Next" w:cs="Avenir Next" w:eastAsia="Avenir Next"/>
                 <w:color w:val="1A1A1A"/>
-                <w:sz w:val="17"/>
+                <w:sz w:val="22"/>
                 <w:szCs w:val="17"/>
               </w:rPr>
               <w:t xml:space="preserve">Store A sells 5 notebooks for $7.50. Store B sells 8 for $10.40. Which is the better buy?</w:t>
@@ -428,25 +431,25 @@
                 <w:rFonts w:ascii="Avenir Next" w:hAnsi="Avenir Next" w:cs="Avenir Next" w:eastAsia="Avenir Next"/>
                 <w:b/>
                 <w:color w:val="003A70"/>
+                <w:sz w:val="22"/>
+                <w:szCs w:val="17"/>
+              </w:rPr>
+              <w:t xml:space="preserve">Step 1</w:t>
+            </w:r>
+            <w:r>
+              <w:rPr>
+                <w:rFonts w:ascii="Avenir Next" w:hAnsi="Avenir Next" w:cs="Avenir Next" w:eastAsia="Avenir Next"/>
+                <w:color w:val="1A1A1A"/>
                 <w:sz w:val="17"/>
                 <w:szCs w:val="17"/>
               </w:rPr>
-              <w:t xml:space="preserve">Step 1</w:t>
-            </w:r>
-            <w:r>
-              <w:rPr>
-                <w:rFonts w:ascii="Avenir Next" w:hAnsi="Avenir Next" w:cs="Avenir Next" w:eastAsia="Avenir Next"/>
-                <w:color w:val="1A1A1A"/>
-                <w:sz w:val="17"/>
-                <w:szCs w:val="17"/>
-              </w:rPr>
               <w:tab/>
             </w:r>
             <w:r>
               <w:rPr>
                 <w:rFonts w:ascii="Avenir Next" w:hAnsi="Avenir Next" w:cs="Avenir Next" w:eastAsia="Avenir Next"/>
                 <w:color w:val="1A1A1A"/>
-                <w:sz w:val="17"/>
+                <w:sz w:val="22"/>
                 <w:szCs w:val="17"/>
               </w:rPr>
               <w:t xml:space="preserve">A: $7.50 ÷ 5 = $1.50 per notebook.</w:t>
@@ -465,25 +468,25 @@
                 <w:rFonts w:ascii="Avenir Next" w:hAnsi="Avenir Next" w:cs="Avenir Next" w:eastAsia="Avenir Next"/>
                 <w:b/>
                 <w:color w:val="003A70"/>
+                <w:sz w:val="22"/>
+                <w:szCs w:val="17"/>
+              </w:rPr>
+              <w:t xml:space="preserve">Step 2</w:t>
+            </w:r>
+            <w:r>
+              <w:rPr>
+                <w:rFonts w:ascii="Avenir Next" w:hAnsi="Avenir Next" w:cs="Avenir Next" w:eastAsia="Avenir Next"/>
+                <w:color w:val="1A1A1A"/>
                 <w:sz w:val="17"/>
                 <w:szCs w:val="17"/>
               </w:rPr>
-              <w:t xml:space="preserve">Step 2</w:t>
-            </w:r>
-            <w:r>
-              <w:rPr>
-                <w:rFonts w:ascii="Avenir Next" w:hAnsi="Avenir Next" w:cs="Avenir Next" w:eastAsia="Avenir Next"/>
-                <w:color w:val="1A1A1A"/>
-                <w:sz w:val="17"/>
-                <w:szCs w:val="17"/>
-              </w:rPr>
               <w:tab/>
             </w:r>
             <w:r>
               <w:rPr>
                 <w:rFonts w:ascii="Avenir Next" w:hAnsi="Avenir Next" w:cs="Avenir Next" w:eastAsia="Avenir Next"/>
                 <w:color w:val="1A1A1A"/>
-                <w:sz w:val="17"/>
+                <w:sz w:val="22"/>
                 <w:szCs w:val="17"/>
               </w:rPr>
               <w:t xml:space="preserve">B: $10.40 ÷ 8 = $1.30 per notebook.</w:t>
@@ -502,25 +505,25 @@
                 <w:rFonts w:ascii="Avenir Next" w:hAnsi="Avenir Next" w:cs="Avenir Next" w:eastAsia="Avenir Next"/>
                 <w:b/>
                 <w:color w:val="003A70"/>
+                <w:sz w:val="22"/>
+                <w:szCs w:val="17"/>
+              </w:rPr>
+              <w:t xml:space="preserve">Step 3</w:t>
+            </w:r>
+            <w:r>
+              <w:rPr>
+                <w:rFonts w:ascii="Avenir Next" w:hAnsi="Avenir Next" w:cs="Avenir Next" w:eastAsia="Avenir Next"/>
+                <w:color w:val="1A1A1A"/>
                 <w:sz w:val="17"/>
                 <w:szCs w:val="17"/>
               </w:rPr>
-              <w:t xml:space="preserve">Step 3</w:t>
-            </w:r>
-            <w:r>
-              <w:rPr>
-                <w:rFonts w:ascii="Avenir Next" w:hAnsi="Avenir Next" w:cs="Avenir Next" w:eastAsia="Avenir Next"/>
-                <w:color w:val="1A1A1A"/>
-                <w:sz w:val="17"/>
-                <w:szCs w:val="17"/>
-              </w:rPr>
               <w:tab/>
             </w:r>
             <w:r>
               <w:rPr>
                 <w:rFonts w:ascii="Avenir Next" w:hAnsi="Avenir Next" w:cs="Avenir Next" w:eastAsia="Avenir Next"/>
                 <w:color w:val="1A1A1A"/>
-                <w:sz w:val="17"/>
+                <w:sz w:val="22"/>
                 <w:szCs w:val="17"/>
               </w:rPr>
               <w:t xml:space="preserve">$1.30 &lt; $1.50. Store B saves $0.20 per notebook.</w:t>
@@ -539,18 +542,18 @@
                 <w:rFonts w:ascii="Avenir Next" w:hAnsi="Avenir Next" w:cs="Avenir Next" w:eastAsia="Avenir Next"/>
                 <w:b/>
                 <w:color w:val="1A1A1A"/>
+                <w:sz w:val="22"/>
+                <w:szCs w:val="17"/>
+              </w:rPr>
+              <w:t xml:space="preserve">Answer</w:t>
+            </w:r>
+            <w:r>
+              <w:rPr>
+                <w:rFonts w:ascii="Avenir Next" w:hAnsi="Avenir Next" w:cs="Avenir Next" w:eastAsia="Avenir Next"/>
+                <w:color w:val="1A1A1A"/>
                 <w:sz w:val="17"/>
                 <w:szCs w:val="17"/>
               </w:rPr>
-              <w:t xml:space="preserve">Answer</w:t>
-            </w:r>
-            <w:r>
-              <w:rPr>
-                <w:rFonts w:ascii="Avenir Next" w:hAnsi="Avenir Next" w:cs="Avenir Next" w:eastAsia="Avenir Next"/>
-                <w:color w:val="1A1A1A"/>
-                <w:sz w:val="17"/>
-                <w:szCs w:val="17"/>
-              </w:rPr>
               <w:tab/>
             </w:r>
             <w:r>
@@ -558,7 +561,7 @@
                 <w:rFonts w:ascii="Avenir Next" w:hAnsi="Avenir Next" w:cs="Avenir Next" w:eastAsia="Avenir Next"/>
                 <w:b/>
                 <w:color w:val="1A1A1A"/>
-                <w:sz w:val="17"/>
+                <w:sz w:val="22"/>
                 <w:szCs w:val="17"/>
               </w:rPr>
               <w:t xml:space="preserve">Store B</w:t>
@@ -587,7 +590,7 @@
           <w:rFonts w:ascii="Avenir Next" w:hAnsi="Avenir Next" w:cs="Avenir Next" w:eastAsia="Avenir Next"/>
           <w:b/>
           <w:color w:val="1A1A1A"/>
-          <w:sz w:val="17"/>
+          <w:sz w:val="22"/>
           <w:szCs w:val="17"/>
         </w:rPr>
         <w:t xml:space="preserve">unit price</w:t>
@@ -597,7 +600,7 @@
           <w:rFonts w:ascii="Avenir Next" w:hAnsi="Avenir Next" w:cs="Avenir Next" w:eastAsia="Avenir Next"/>
           <w:i/>
           <w:color w:val="5A5F66"/>
-          <w:sz w:val="17"/>
+          <w:sz w:val="22"/>
           <w:szCs w:val="17"/>
         </w:rPr>
         <w:t xml:space="preserve"> (precio unitario)</w:t>
@@ -606,7 +609,7 @@
         <w:rPr>
           <w:rFonts w:ascii="Avenir Next" w:hAnsi="Avenir Next" w:cs="Avenir Next" w:eastAsia="Avenir Next"/>
           <w:color w:val="5A5F66"/>
-          <w:sz w:val="17"/>
+          <w:sz w:val="22"/>
           <w:szCs w:val="17"/>
         </w:rPr>
         <w:t xml:space="preserve">   ·   </w:t>
@@ -616,7 +619,7 @@
           <w:rFonts w:ascii="Avenir Next" w:hAnsi="Avenir Next" w:cs="Avenir Next" w:eastAsia="Avenir Next"/>
           <w:b/>
           <w:color w:val="1A1A1A"/>
-          <w:sz w:val="17"/>
+          <w:sz w:val="22"/>
           <w:szCs w:val="17"/>
         </w:rPr>
         <w:t xml:space="preserve">better buy</w:t>
@@ -626,7 +629,7 @@
           <w:rFonts w:ascii="Avenir Next" w:hAnsi="Avenir Next" w:cs="Avenir Next" w:eastAsia="Avenir Next"/>
           <w:i/>
           <w:color w:val="5A5F66"/>
-          <w:sz w:val="17"/>
+          <w:sz w:val="22"/>
           <w:szCs w:val="17"/>
         </w:rPr>
         <w:t xml:space="preserve"> (mejor compra)</w:t>
@@ -635,7 +638,7 @@
         <w:rPr>
           <w:rFonts w:ascii="Avenir Next" w:hAnsi="Avenir Next" w:cs="Avenir Next" w:eastAsia="Avenir Next"/>
           <w:color w:val="5A5F66"/>
-          <w:sz w:val="17"/>
+          <w:sz w:val="22"/>
           <w:szCs w:val="17"/>
         </w:rPr>
         <w:t xml:space="preserve">   ·   </w:t>
@@ -645,7 +648,7 @@
           <w:rFonts w:ascii="Avenir Next" w:hAnsi="Avenir Next" w:cs="Avenir Next" w:eastAsia="Avenir Next"/>
           <w:b/>
           <w:color w:val="1A1A1A"/>
-          <w:sz w:val="17"/>
+          <w:sz w:val="22"/>
           <w:szCs w:val="17"/>
         </w:rPr>
         <w:t xml:space="preserve">total price</w:t>
@@ -655,7 +658,7 @@
           <w:rFonts w:ascii="Avenir Next" w:hAnsi="Avenir Next" w:cs="Avenir Next" w:eastAsia="Avenir Next"/>
           <w:i/>
           <w:color w:val="5A5F66"/>
-          <w:sz w:val="17"/>
+          <w:sz w:val="22"/>
           <w:szCs w:val="17"/>
         </w:rPr>
         <w:t xml:space="preserve"> (precio total)</w:t>
@@ -663,6 +666,7 @@
     </w:p>
     <w:p>
       <w:pPr>
+        <w:pStyle w:val="Heading2"/>
         <w:keepNext/>
         <w:pBdr>
           <w:bottom w:val="single" w:sz="8" w:space="3" w:color="003A70"/>
@@ -678,7 +682,7 @@
           <w:b/>
           <w:color w:val="003A70"/>
           <w:spacing w:val="14"/>
-          <w:sz w:val="19"/>
+          <w:sz w:val="22"/>
           <w:szCs w:val="19"/>
         </w:rPr>
         <w:t xml:space="preserve">PRACTICE</w:t>
@@ -697,7 +701,7 @@
           <w:rFonts w:ascii="Avenir Next" w:hAnsi="Avenir Next" w:cs="Avenir Next" w:eastAsia="Avenir Next"/>
           <w:i/>
           <w:color w:val="5A5F66"/>
-          <w:sz w:val="17"/>
+          <w:sz w:val="22"/>
           <w:szCs w:val="17"/>
         </w:rPr>
         <w:t xml:space="preserve">show your work · label units</w:t>
@@ -705,7 +709,7 @@
     </w:p>
     <w:p>
       <w:pPr>
-        <w:spacing w:before="0" w:after="0" w:line="20" w:lineRule="exact"/>
+        <w:spacing w:before="0" w:after="0" w:line="50" w:lineRule="exact"/>
       </w:pPr>
     </w:p>
     <w:tbl>
@@ -755,25 +759,25 @@
                 <w:rFonts w:ascii="Avenir Next" w:hAnsi="Avenir Next" w:cs="Avenir Next" w:eastAsia="Avenir Next"/>
                 <w:b/>
                 <w:color w:val="1A1A1A"/>
+                <w:sz w:val="22"/>
+                <w:szCs w:val="20"/>
+              </w:rPr>
+              <w:t xml:space="preserve">1.</w:t>
+            </w:r>
+            <w:r>
+              <w:rPr>
+                <w:rFonts w:ascii="Avenir Next" w:hAnsi="Avenir Next" w:cs="Avenir Next" w:eastAsia="Avenir Next"/>
+                <w:color w:val="1A1A1A"/>
                 <w:sz w:val="20"/>
                 <w:szCs w:val="20"/>
               </w:rPr>
-              <w:t xml:space="preserve">1.</w:t>
-            </w:r>
-            <w:r>
-              <w:rPr>
-                <w:rFonts w:ascii="Avenir Next" w:hAnsi="Avenir Next" w:cs="Avenir Next" w:eastAsia="Avenir Next"/>
-                <w:color w:val="1A1A1A"/>
-                <w:sz w:val="20"/>
-                <w:szCs w:val="20"/>
-              </w:rPr>
               <w:tab/>
             </w:r>
             <w:r>
               <w:rPr>
                 <w:rFonts w:ascii="Avenir Next" w:hAnsi="Avenir Next" w:cs="Avenir Next" w:eastAsia="Avenir Next"/>
                 <w:color w:val="1A1A1A"/>
-                <w:sz w:val="20"/>
+                <w:sz w:val="22"/>
                 <w:szCs w:val="20"/>
               </w:rPr>
               <w:t xml:space="preserve">Find each unit price.</w:t>
@@ -828,7 +832,7 @@
                       <w:rFonts w:ascii="Avenir Next" w:hAnsi="Avenir Next" w:cs="Avenir Next" w:eastAsia="Avenir Next"/>
                       <w:b/>
                       <w:color w:val="003A70"/>
-                      <w:sz w:val="20"/>
+                      <w:sz w:val="22"/>
                       <w:szCs w:val="20"/>
                     </w:rPr>
                     <w:t xml:space="preserve">a.</w:t>
@@ -846,7 +850,7 @@
                     <w:rPr>
                       <w:rFonts w:ascii="Avenir Next" w:hAnsi="Avenir Next" w:cs="Avenir Next" w:eastAsia="Avenir Next"/>
                       <w:color w:val="1A1A1A"/>
-                      <w:sz w:val="20"/>
+                      <w:sz w:val="22"/>
                       <w:szCs w:val="20"/>
                     </w:rPr>
                     <w:t xml:space="preserve">6 apples for $4.50</w:t>
@@ -874,7 +878,7 @@
                     <w:rPr>
                       <w:rFonts w:ascii="Avenir Next" w:hAnsi="Avenir Next" w:cs="Avenir Next" w:eastAsia="Avenir Next"/>
                       <w:color w:val="1A1A1A"/>
-                      <w:sz w:val="20"/>
+                      <w:sz w:val="22"/>
                       <w:szCs w:val="20"/>
                     </w:rPr>
                     <w:t xml:space="preserve"> each</w:t>
@@ -899,7 +903,7 @@
                       <w:rFonts w:ascii="Avenir Next" w:hAnsi="Avenir Next" w:cs="Avenir Next" w:eastAsia="Avenir Next"/>
                       <w:b/>
                       <w:color w:val="003A70"/>
-                      <w:sz w:val="20"/>
+                      <w:sz w:val="22"/>
                       <w:szCs w:val="20"/>
                     </w:rPr>
                     <w:t xml:space="preserve">b.</w:t>
@@ -917,7 +921,7 @@
                     <w:rPr>
                       <w:rFonts w:ascii="Avenir Next" w:hAnsi="Avenir Next" w:cs="Avenir Next" w:eastAsia="Avenir Next"/>
                       <w:color w:val="1A1A1A"/>
-                      <w:sz w:val="20"/>
+                      <w:sz w:val="22"/>
                       <w:szCs w:val="20"/>
                     </w:rPr>
                     <w:t xml:space="preserve">4 yd of rope for $9.00</w:t>
@@ -945,7 +949,7 @@
                     <w:rPr>
                       <w:rFonts w:ascii="Avenir Next" w:hAnsi="Avenir Next" w:cs="Avenir Next" w:eastAsia="Avenir Next"/>
                       <w:color w:val="1A1A1A"/>
-                      <w:sz w:val="20"/>
+                      <w:sz w:val="22"/>
                       <w:szCs w:val="20"/>
                     </w:rPr>
                     <w:t xml:space="preserve"> per yd</w:t>
@@ -976,7 +980,7 @@
                       <w:rFonts w:ascii="Avenir Next" w:hAnsi="Avenir Next" w:cs="Avenir Next" w:eastAsia="Avenir Next"/>
                       <w:b/>
                       <w:color w:val="003A70"/>
-                      <w:sz w:val="20"/>
+                      <w:sz w:val="22"/>
                       <w:szCs w:val="20"/>
                     </w:rPr>
                     <w:t xml:space="preserve">c.</w:t>
@@ -994,7 +998,7 @@
                     <w:rPr>
                       <w:rFonts w:ascii="Avenir Next" w:hAnsi="Avenir Next" w:cs="Avenir Next" w:eastAsia="Avenir Next"/>
                       <w:color w:val="1A1A1A"/>
-                      <w:sz w:val="20"/>
+                      <w:sz w:val="22"/>
                       <w:szCs w:val="20"/>
                     </w:rPr>
                     <w:t xml:space="preserve">10 pencils for $2.50</w:t>
@@ -1022,7 +1026,7 @@
                     <w:rPr>
                       <w:rFonts w:ascii="Avenir Next" w:hAnsi="Avenir Next" w:cs="Avenir Next" w:eastAsia="Avenir Next"/>
                       <w:color w:val="1A1A1A"/>
-                      <w:sz w:val="20"/>
+                      <w:sz w:val="22"/>
                       <w:szCs w:val="20"/>
                     </w:rPr>
                     <w:t xml:space="preserve"> each</w:t>
@@ -1047,7 +1051,7 @@
                       <w:rFonts w:ascii="Avenir Next" w:hAnsi="Avenir Next" w:cs="Avenir Next" w:eastAsia="Avenir Next"/>
                       <w:b/>
                       <w:color w:val="003A70"/>
-                      <w:sz w:val="20"/>
+                      <w:sz w:val="22"/>
                       <w:szCs w:val="20"/>
                     </w:rPr>
                     <w:t xml:space="preserve">d.</w:t>
@@ -1065,7 +1069,7 @@
                     <w:rPr>
                       <w:rFonts w:ascii="Avenir Next" w:hAnsi="Avenir Next" w:cs="Avenir Next" w:eastAsia="Avenir Next"/>
                       <w:color w:val="1A1A1A"/>
-                      <w:sz w:val="20"/>
+                      <w:sz w:val="22"/>
                       <w:szCs w:val="20"/>
                     </w:rPr>
                     <w:t xml:space="preserve">3 lb of rice for $6.60</w:t>
@@ -1093,7 +1097,7 @@
                     <w:rPr>
                       <w:rFonts w:ascii="Avenir Next" w:hAnsi="Avenir Next" w:cs="Avenir Next" w:eastAsia="Avenir Next"/>
                       <w:color w:val="1A1A1A"/>
-                      <w:sz w:val="20"/>
+                      <w:sz w:val="22"/>
                       <w:szCs w:val="20"/>
                     </w:rPr>
                     <w:t xml:space="preserve"> per lb</w:t>
@@ -1124,7 +1128,7 @@
                       <w:rFonts w:ascii="Avenir Next" w:hAnsi="Avenir Next" w:cs="Avenir Next" w:eastAsia="Avenir Next"/>
                       <w:b/>
                       <w:color w:val="003A70"/>
-                      <w:sz w:val="20"/>
+                      <w:sz w:val="22"/>
                       <w:szCs w:val="20"/>
                     </w:rPr>
                     <w:t xml:space="preserve">e.</w:t>
@@ -1142,7 +1146,7 @@
                     <w:rPr>
                       <w:rFonts w:ascii="Avenir Next" w:hAnsi="Avenir Next" w:cs="Avenir Next" w:eastAsia="Avenir Next"/>
                       <w:color w:val="1A1A1A"/>
-                      <w:sz w:val="20"/>
+                      <w:sz w:val="22"/>
                       <w:szCs w:val="20"/>
                     </w:rPr>
                     <w:t xml:space="preserve">12 oz of yogurt for $1.80</w:t>
@@ -1170,7 +1174,7 @@
                     <w:rPr>
                       <w:rFonts w:ascii="Avenir Next" w:hAnsi="Avenir Next" w:cs="Avenir Next" w:eastAsia="Avenir Next"/>
                       <w:color w:val="1A1A1A"/>
-                      <w:sz w:val="20"/>
+                      <w:sz w:val="22"/>
                       <w:szCs w:val="20"/>
                     </w:rPr>
                     <w:t xml:space="preserve"> per oz</w:t>
@@ -1195,7 +1199,7 @@
                       <w:rFonts w:ascii="Avenir Next" w:hAnsi="Avenir Next" w:cs="Avenir Next" w:eastAsia="Avenir Next"/>
                       <w:b/>
                       <w:color w:val="003A70"/>
-                      <w:sz w:val="20"/>
+                      <w:sz w:val="22"/>
                       <w:szCs w:val="20"/>
                     </w:rPr>
                     <w:t xml:space="preserve">f.</w:t>
@@ -1213,7 +1217,7 @@
                     <w:rPr>
                       <w:rFonts w:ascii="Avenir Next" w:hAnsi="Avenir Next" w:cs="Avenir Next" w:eastAsia="Avenir Next"/>
                       <w:color w:val="1A1A1A"/>
-                      <w:sz w:val="20"/>
+                      <w:sz w:val="22"/>
                       <w:szCs w:val="20"/>
                     </w:rPr>
                     <w:t xml:space="preserve">8 juice boxes for $4.00</w:t>
@@ -1241,7 +1245,7 @@
                     <w:rPr>
                       <w:rFonts w:ascii="Avenir Next" w:hAnsi="Avenir Next" w:cs="Avenir Next" w:eastAsia="Avenir Next"/>
                       <w:color w:val="1A1A1A"/>
-                      <w:sz w:val="20"/>
+                      <w:sz w:val="22"/>
                       <w:szCs w:val="20"/>
                     </w:rPr>
                     <w:t xml:space="preserve"> each</w:t>
@@ -1252,7 +1256,7 @@
           </w:tbl>
           <w:p>
             <w:pPr>
-              <w:spacing w:before="0" w:after="0" w:line="24" w:lineRule="auto"/>
+              <w:spacing w:before="0" w:after="0" w:line="50" w:lineRule="exact"/>
             </w:pPr>
           </w:p>
         </w:tc>
@@ -1260,12 +1264,12 @@
     </w:tbl>
     <w:p>
       <w:pPr>
-        <w:spacing w:before="0" w:after="0" w:line="20" w:lineRule="exact"/>
+        <w:spacing w:before="0" w:after="0" w:line="50" w:lineRule="exact"/>
       </w:pPr>
     </w:p>
     <w:p>
       <w:pPr>
-        <w:spacing w:before="0" w:after="0" w:line="20" w:lineRule="exact"/>
+        <w:spacing w:before="0" w:after="0" w:line="50" w:lineRule="exact"/>
       </w:pPr>
     </w:p>
     <w:tbl>
@@ -1315,18 +1319,18 @@
                 <w:rFonts w:ascii="Avenir Next" w:hAnsi="Avenir Next" w:cs="Avenir Next" w:eastAsia="Avenir Next"/>
                 <w:b/>
                 <w:color w:val="1A1A1A"/>
+                <w:sz w:val="22"/>
+                <w:szCs w:val="20"/>
+              </w:rPr>
+              <w:t xml:space="preserve">2.</w:t>
+            </w:r>
+            <w:r>
+              <w:rPr>
+                <w:rFonts w:ascii="Avenir Next" w:hAnsi="Avenir Next" w:cs="Avenir Next" w:eastAsia="Avenir Next"/>
+                <w:color w:val="1A1A1A"/>
                 <w:sz w:val="20"/>
                 <w:szCs w:val="20"/>
               </w:rPr>
-              <w:t xml:space="preserve">2.</w:t>
-            </w:r>
-            <w:r>
-              <w:rPr>
-                <w:rFonts w:ascii="Avenir Next" w:hAnsi="Avenir Next" w:cs="Avenir Next" w:eastAsia="Avenir Next"/>
-                <w:color w:val="1A1A1A"/>
-                <w:sz w:val="20"/>
-                <w:szCs w:val="20"/>
-              </w:rPr>
               <w:tab/>
             </w:r>
             <w:r>
@@ -1334,7 +1338,7 @@
                 <w:rFonts w:ascii="Avenir Next" w:hAnsi="Avenir Next" w:cs="Avenir Next" w:eastAsia="Avenir Next"/>
                 <w:b/>
                 <w:color w:val="1A1A1A"/>
-                <w:sz w:val="20"/>
+                <w:sz w:val="22"/>
                 <w:szCs w:val="20"/>
               </w:rPr>
               <w:t xml:space="preserve">Subway Pass.  </w:t>
@@ -1343,7 +1347,7 @@
               <w:rPr>
                 <w:rFonts w:ascii="Avenir Next" w:hAnsi="Avenir Next" w:cs="Avenir Next" w:eastAsia="Avenir Next"/>
                 <w:color w:val="1A1A1A"/>
-                <w:sz w:val="20"/>
+                <w:sz w:val="22"/>
                 <w:szCs w:val="20"/>
               </w:rPr>
               <w:t xml:space="preserve">Option A is a daily pass for $6.25 per day. Option B is a 7-day pass for $35.00.</w:t>
@@ -1363,10 +1367,28 @@
                 <w:rFonts w:ascii="Avenir Next" w:hAnsi="Avenir Next" w:cs="Avenir Next" w:eastAsia="Avenir Next"/>
                 <w:b/>
                 <w:color w:val="003A70"/>
+                <w:sz w:val="22"/>
+                <w:szCs w:val="20"/>
+              </w:rPr>
+              <w:t xml:space="preserve">a.</w:t>
+            </w:r>
+            <w:r>
+              <w:rPr>
+                <w:rFonts w:ascii="Avenir Next" w:hAnsi="Avenir Next" w:cs="Avenir Next" w:eastAsia="Avenir Next"/>
+                <w:color w:val="1A1A1A"/>
                 <w:sz w:val="20"/>
                 <w:szCs w:val="20"/>
               </w:rPr>
-              <w:t xml:space="preserve">a.</w:t>
+              <w:tab/>
+            </w:r>
+            <w:r>
+              <w:rPr>
+                <w:rFonts w:ascii="Avenir Next" w:hAnsi="Avenir Next" w:cs="Avenir Next" w:eastAsia="Avenir Next"/>
+                <w:color w:val="1A1A1A"/>
+                <w:sz w:val="22"/>
+                <w:szCs w:val="20"/>
+              </w:rPr>
+              <w:t xml:space="preserve">Option B cost per day:</w:t>
             </w:r>
             <w:r>
               <w:rPr>
@@ -1375,7 +1397,7 @@
                 <w:sz w:val="20"/>
                 <w:szCs w:val="20"/>
               </w:rPr>
-              <w:tab/>
+              <w:t xml:space="preserve">  </w:t>
             </w:r>
             <w:r>
               <w:rPr>
@@ -1383,24 +1405,6 @@
                 <w:color w:val="1A1A1A"/>
                 <w:sz w:val="20"/>
                 <w:szCs w:val="20"/>
-              </w:rPr>
-              <w:t xml:space="preserve">Option B cost per day:</w:t>
-            </w:r>
-            <w:r>
-              <w:rPr>
-                <w:rFonts w:ascii="Avenir Next" w:hAnsi="Avenir Next" w:cs="Avenir Next" w:eastAsia="Avenir Next"/>
-                <w:color w:val="1A1A1A"/>
-                <w:sz w:val="20"/>
-                <w:szCs w:val="20"/>
-              </w:rPr>
-              <w:t xml:space="preserve">  </w:t>
-            </w:r>
-            <w:r>
-              <w:rPr>
-                <w:rFonts w:ascii="Avenir Next" w:hAnsi="Avenir Next" w:cs="Avenir Next" w:eastAsia="Avenir Next"/>
-                <w:color w:val="1A1A1A"/>
-                <w:sz w:val="20"/>
-                <w:szCs w:val="20"/>
                 <w:u w:val="single"/>
               </w:rPr>
               <w:t xml:space="preserve">                </w:t>
@@ -1409,7 +1413,7 @@
               <w:rPr>
                 <w:rFonts w:ascii="Avenir Next" w:hAnsi="Avenir Next" w:cs="Avenir Next" w:eastAsia="Avenir Next"/>
                 <w:color w:val="1A1A1A"/>
-                <w:sz w:val="20"/>
+                <w:sz w:val="22"/>
                 <w:szCs w:val="20"/>
               </w:rPr>
               <w:t xml:space="preserve"> dollars</w:t>
@@ -1429,25 +1433,25 @@
                 <w:rFonts w:ascii="Avenir Next" w:hAnsi="Avenir Next" w:cs="Avenir Next" w:eastAsia="Avenir Next"/>
                 <w:b/>
                 <w:color w:val="003A70"/>
+                <w:sz w:val="22"/>
+                <w:szCs w:val="20"/>
+              </w:rPr>
+              <w:t xml:space="preserve">b.</w:t>
+            </w:r>
+            <w:r>
+              <w:rPr>
+                <w:rFonts w:ascii="Avenir Next" w:hAnsi="Avenir Next" w:cs="Avenir Next" w:eastAsia="Avenir Next"/>
+                <w:color w:val="1A1A1A"/>
                 <w:sz w:val="20"/>
                 <w:szCs w:val="20"/>
               </w:rPr>
-              <w:t xml:space="preserve">b.</w:t>
-            </w:r>
-            <w:r>
-              <w:rPr>
-                <w:rFonts w:ascii="Avenir Next" w:hAnsi="Avenir Next" w:cs="Avenir Next" w:eastAsia="Avenir Next"/>
-                <w:color w:val="1A1A1A"/>
-                <w:sz w:val="20"/>
-                <w:szCs w:val="20"/>
-              </w:rPr>
               <w:tab/>
             </w:r>
             <w:r>
               <w:rPr>
                 <w:rFonts w:ascii="Avenir Next" w:hAnsi="Avenir Next" w:cs="Avenir Next" w:eastAsia="Avenir Next"/>
                 <w:color w:val="1A1A1A"/>
-                <w:sz w:val="20"/>
+                <w:sz w:val="22"/>
                 <w:szCs w:val="20"/>
               </w:rPr>
               <w:t xml:space="preserve">Better buy:</w:t>
@@ -1486,10 +1490,28 @@
                 <w:rFonts w:ascii="Avenir Next" w:hAnsi="Avenir Next" w:cs="Avenir Next" w:eastAsia="Avenir Next"/>
                 <w:b/>
                 <w:color w:val="003A70"/>
+                <w:sz w:val="22"/>
+                <w:szCs w:val="20"/>
+              </w:rPr>
+              <w:t xml:space="preserve">c.</w:t>
+            </w:r>
+            <w:r>
+              <w:rPr>
+                <w:rFonts w:ascii="Avenir Next" w:hAnsi="Avenir Next" w:cs="Avenir Next" w:eastAsia="Avenir Next"/>
+                <w:color w:val="1A1A1A"/>
                 <w:sz w:val="20"/>
                 <w:szCs w:val="20"/>
               </w:rPr>
-              <w:t xml:space="preserve">c.</w:t>
+              <w:tab/>
+            </w:r>
+            <w:r>
+              <w:rPr>
+                <w:rFonts w:ascii="Avenir Next" w:hAnsi="Avenir Next" w:cs="Avenir Next" w:eastAsia="Avenir Next"/>
+                <w:color w:val="1A1A1A"/>
+                <w:sz w:val="22"/>
+                <w:szCs w:val="20"/>
+              </w:rPr>
+              <w:t xml:space="preserve">Savings per day with the better buy:</w:t>
             </w:r>
             <w:r>
               <w:rPr>
@@ -1498,7 +1520,7 @@
                 <w:sz w:val="20"/>
                 <w:szCs w:val="20"/>
               </w:rPr>
-              <w:tab/>
+              <w:t xml:space="preserve">  </w:t>
             </w:r>
             <w:r>
               <w:rPr>
@@ -1506,24 +1528,6 @@
                 <w:color w:val="1A1A1A"/>
                 <w:sz w:val="20"/>
                 <w:szCs w:val="20"/>
-              </w:rPr>
-              <w:t xml:space="preserve">Savings per day with the better buy:</w:t>
-            </w:r>
-            <w:r>
-              <w:rPr>
-                <w:rFonts w:ascii="Avenir Next" w:hAnsi="Avenir Next" w:cs="Avenir Next" w:eastAsia="Avenir Next"/>
-                <w:color w:val="1A1A1A"/>
-                <w:sz w:val="20"/>
-                <w:szCs w:val="20"/>
-              </w:rPr>
-              <w:t xml:space="preserve">  </w:t>
-            </w:r>
-            <w:r>
-              <w:rPr>
-                <w:rFonts w:ascii="Avenir Next" w:hAnsi="Avenir Next" w:cs="Avenir Next" w:eastAsia="Avenir Next"/>
-                <w:color w:val="1A1A1A"/>
-                <w:sz w:val="20"/>
-                <w:szCs w:val="20"/>
                 <w:u w:val="single"/>
               </w:rPr>
               <w:t xml:space="preserve">                </w:t>
@@ -1532,7 +1536,7 @@
               <w:rPr>
                 <w:rFonts w:ascii="Avenir Next" w:hAnsi="Avenir Next" w:cs="Avenir Next" w:eastAsia="Avenir Next"/>
                 <w:color w:val="1A1A1A"/>
-                <w:sz w:val="20"/>
+                <w:sz w:val="22"/>
                 <w:szCs w:val="20"/>
               </w:rPr>
               <w:t xml:space="preserve"> dollars</w:t>
@@ -1543,12 +1547,12 @@
     </w:tbl>
     <w:p>
       <w:pPr>
-        <w:spacing w:before="0" w:after="0" w:line="20" w:lineRule="exact"/>
+        <w:spacing w:before="0" w:after="0" w:line="50" w:lineRule="exact"/>
       </w:pPr>
     </w:p>
     <w:p>
       <w:pPr>
-        <w:spacing w:before="0" w:after="0" w:line="20" w:lineRule="exact"/>
+        <w:spacing w:before="0" w:after="0" w:line="50" w:lineRule="exact"/>
       </w:pPr>
     </w:p>
     <w:tbl>
@@ -1598,18 +1602,18 @@
                 <w:rFonts w:ascii="Avenir Next" w:hAnsi="Avenir Next" w:cs="Avenir Next" w:eastAsia="Avenir Next"/>
                 <w:b/>
                 <w:color w:val="1A1A1A"/>
+                <w:sz w:val="22"/>
+                <w:szCs w:val="20"/>
+              </w:rPr>
+              <w:t xml:space="preserve">3.</w:t>
+            </w:r>
+            <w:r>
+              <w:rPr>
+                <w:rFonts w:ascii="Avenir Next" w:hAnsi="Avenir Next" w:cs="Avenir Next" w:eastAsia="Avenir Next"/>
+                <w:color w:val="1A1A1A"/>
                 <w:sz w:val="20"/>
                 <w:szCs w:val="20"/>
               </w:rPr>
-              <w:t xml:space="preserve">3.</w:t>
-            </w:r>
-            <w:r>
-              <w:rPr>
-                <w:rFonts w:ascii="Avenir Next" w:hAnsi="Avenir Next" w:cs="Avenir Next" w:eastAsia="Avenir Next"/>
-                <w:color w:val="1A1A1A"/>
-                <w:sz w:val="20"/>
-                <w:szCs w:val="20"/>
-              </w:rPr>
               <w:tab/>
             </w:r>
             <w:r>
@@ -1617,7 +1621,7 @@
                 <w:rFonts w:ascii="Avenir Next" w:hAnsi="Avenir Next" w:cs="Avenir Next" w:eastAsia="Avenir Next"/>
                 <w:b/>
                 <w:color w:val="1A1A1A"/>
-                <w:sz w:val="20"/>
+                <w:sz w:val="22"/>
                 <w:szCs w:val="20"/>
               </w:rPr>
               <w:t xml:space="preserve">Cereal Deal.  </w:t>
@@ -1626,7 +1630,7 @@
               <w:rPr>
                 <w:rFonts w:ascii="Avenir Next" w:hAnsi="Avenir Next" w:cs="Avenir Next" w:eastAsia="Avenir Next"/>
                 <w:color w:val="1A1A1A"/>
-                <w:sz w:val="20"/>
+                <w:sz w:val="22"/>
                 <w:szCs w:val="20"/>
               </w:rPr>
               <w:t xml:space="preserve">Brand A sells 16 oz for $4.00. Brand B sells 24 oz for $4.80.</w:t>
@@ -1643,7 +1647,7 @@
                 <w:rFonts w:ascii="Avenir Next" w:hAnsi="Avenir Next" w:cs="Avenir Next" w:eastAsia="Avenir Next"/>
                 <w:b/>
                 <w:color w:val="003A70"/>
-                <w:sz w:val="17"/>
+                <w:sz w:val="22"/>
                 <w:szCs w:val="17"/>
               </w:rPr>
               <w:t xml:space="preserve">Hint  </w:t>
@@ -1653,7 +1657,7 @@
                 <w:rFonts w:ascii="Avenir Next" w:hAnsi="Avenir Next" w:cs="Avenir Next" w:eastAsia="Avenir Next"/>
                 <w:i/>
                 <w:color w:val="5A5F66"/>
-                <w:sz w:val="17"/>
+                <w:sz w:val="22"/>
                 <w:szCs w:val="17"/>
               </w:rPr>
               <w:t xml:space="preserve">Divide each price by its ounces.</w:t>
@@ -1673,10 +1677,28 @@
                 <w:rFonts w:ascii="Avenir Next" w:hAnsi="Avenir Next" w:cs="Avenir Next" w:eastAsia="Avenir Next"/>
                 <w:b/>
                 <w:color w:val="003A70"/>
+                <w:sz w:val="22"/>
+                <w:szCs w:val="20"/>
+              </w:rPr>
+              <w:t xml:space="preserve">a.</w:t>
+            </w:r>
+            <w:r>
+              <w:rPr>
+                <w:rFonts w:ascii="Avenir Next" w:hAnsi="Avenir Next" w:cs="Avenir Next" w:eastAsia="Avenir Next"/>
+                <w:color w:val="1A1A1A"/>
                 <w:sz w:val="20"/>
                 <w:szCs w:val="20"/>
               </w:rPr>
-              <w:t xml:space="preserve">a.</w:t>
+              <w:tab/>
+            </w:r>
+            <w:r>
+              <w:rPr>
+                <w:rFonts w:ascii="Avenir Next" w:hAnsi="Avenir Next" w:cs="Avenir Next" w:eastAsia="Avenir Next"/>
+                <w:color w:val="1A1A1A"/>
+                <w:sz w:val="22"/>
+                <w:szCs w:val="20"/>
+              </w:rPr>
+              <w:t xml:space="preserve">Brand A per oz:</w:t>
             </w:r>
             <w:r>
               <w:rPr>
@@ -1685,7 +1707,7 @@
                 <w:sz w:val="20"/>
                 <w:szCs w:val="20"/>
               </w:rPr>
-              <w:tab/>
+              <w:t xml:space="preserve">  </w:t>
             </w:r>
             <w:r>
               <w:rPr>
@@ -1693,24 +1715,6 @@
                 <w:color w:val="1A1A1A"/>
                 <w:sz w:val="20"/>
                 <w:szCs w:val="20"/>
-              </w:rPr>
-              <w:t xml:space="preserve">Brand A per oz:</w:t>
-            </w:r>
-            <w:r>
-              <w:rPr>
-                <w:rFonts w:ascii="Avenir Next" w:hAnsi="Avenir Next" w:cs="Avenir Next" w:eastAsia="Avenir Next"/>
-                <w:color w:val="1A1A1A"/>
-                <w:sz w:val="20"/>
-                <w:szCs w:val="20"/>
-              </w:rPr>
-              <w:t xml:space="preserve">  </w:t>
-            </w:r>
-            <w:r>
-              <w:rPr>
-                <w:rFonts w:ascii="Avenir Next" w:hAnsi="Avenir Next" w:cs="Avenir Next" w:eastAsia="Avenir Next"/>
-                <w:color w:val="1A1A1A"/>
-                <w:sz w:val="20"/>
-                <w:szCs w:val="20"/>
                 <w:u w:val="single"/>
               </w:rPr>
               <w:t xml:space="preserve">                </w:t>
@@ -1719,7 +1723,7 @@
               <w:rPr>
                 <w:rFonts w:ascii="Avenir Next" w:hAnsi="Avenir Next" w:cs="Avenir Next" w:eastAsia="Avenir Next"/>
                 <w:color w:val="1A1A1A"/>
-                <w:sz w:val="20"/>
+                <w:sz w:val="22"/>
                 <w:szCs w:val="20"/>
               </w:rPr>
               <w:t xml:space="preserve"> dollars</w:t>
@@ -1739,10 +1743,28 @@
                 <w:rFonts w:ascii="Avenir Next" w:hAnsi="Avenir Next" w:cs="Avenir Next" w:eastAsia="Avenir Next"/>
                 <w:b/>
                 <w:color w:val="003A70"/>
+                <w:sz w:val="22"/>
+                <w:szCs w:val="20"/>
+              </w:rPr>
+              <w:t xml:space="preserve">b.</w:t>
+            </w:r>
+            <w:r>
+              <w:rPr>
+                <w:rFonts w:ascii="Avenir Next" w:hAnsi="Avenir Next" w:cs="Avenir Next" w:eastAsia="Avenir Next"/>
+                <w:color w:val="1A1A1A"/>
                 <w:sz w:val="20"/>
                 <w:szCs w:val="20"/>
               </w:rPr>
-              <w:t xml:space="preserve">b.</w:t>
+              <w:tab/>
+            </w:r>
+            <w:r>
+              <w:rPr>
+                <w:rFonts w:ascii="Avenir Next" w:hAnsi="Avenir Next" w:cs="Avenir Next" w:eastAsia="Avenir Next"/>
+                <w:color w:val="1A1A1A"/>
+                <w:sz w:val="22"/>
+                <w:szCs w:val="20"/>
+              </w:rPr>
+              <w:t xml:space="preserve">Brand B per oz:</w:t>
             </w:r>
             <w:r>
               <w:rPr>
@@ -1751,7 +1773,7 @@
                 <w:sz w:val="20"/>
                 <w:szCs w:val="20"/>
               </w:rPr>
-              <w:tab/>
+              <w:t xml:space="preserve">  </w:t>
             </w:r>
             <w:r>
               <w:rPr>
@@ -1759,24 +1781,6 @@
                 <w:color w:val="1A1A1A"/>
                 <w:sz w:val="20"/>
                 <w:szCs w:val="20"/>
-              </w:rPr>
-              <w:t xml:space="preserve">Brand B per oz:</w:t>
-            </w:r>
-            <w:r>
-              <w:rPr>
-                <w:rFonts w:ascii="Avenir Next" w:hAnsi="Avenir Next" w:cs="Avenir Next" w:eastAsia="Avenir Next"/>
-                <w:color w:val="1A1A1A"/>
-                <w:sz w:val="20"/>
-                <w:szCs w:val="20"/>
-              </w:rPr>
-              <w:t xml:space="preserve">  </w:t>
-            </w:r>
-            <w:r>
-              <w:rPr>
-                <w:rFonts w:ascii="Avenir Next" w:hAnsi="Avenir Next" w:cs="Avenir Next" w:eastAsia="Avenir Next"/>
-                <w:color w:val="1A1A1A"/>
-                <w:sz w:val="20"/>
-                <w:szCs w:val="20"/>
                 <w:u w:val="single"/>
               </w:rPr>
               <w:t xml:space="preserve">                </w:t>
@@ -1785,7 +1789,7 @@
               <w:rPr>
                 <w:rFonts w:ascii="Avenir Next" w:hAnsi="Avenir Next" w:cs="Avenir Next" w:eastAsia="Avenir Next"/>
                 <w:color w:val="1A1A1A"/>
-                <w:sz w:val="20"/>
+                <w:sz w:val="22"/>
                 <w:szCs w:val="20"/>
               </w:rPr>
               <w:t xml:space="preserve"> dollars</w:t>
@@ -1805,25 +1809,25 @@
                 <w:rFonts w:ascii="Avenir Next" w:hAnsi="Avenir Next" w:cs="Avenir Next" w:eastAsia="Avenir Next"/>
                 <w:b/>
                 <w:color w:val="003A70"/>
+                <w:sz w:val="22"/>
+                <w:szCs w:val="20"/>
+              </w:rPr>
+              <w:t xml:space="preserve">c.</w:t>
+            </w:r>
+            <w:r>
+              <w:rPr>
+                <w:rFonts w:ascii="Avenir Next" w:hAnsi="Avenir Next" w:cs="Avenir Next" w:eastAsia="Avenir Next"/>
+                <w:color w:val="1A1A1A"/>
                 <w:sz w:val="20"/>
                 <w:szCs w:val="20"/>
               </w:rPr>
-              <w:t xml:space="preserve">c.</w:t>
-            </w:r>
-            <w:r>
-              <w:rPr>
-                <w:rFonts w:ascii="Avenir Next" w:hAnsi="Avenir Next" w:cs="Avenir Next" w:eastAsia="Avenir Next"/>
-                <w:color w:val="1A1A1A"/>
-                <w:sz w:val="20"/>
-                <w:szCs w:val="20"/>
-              </w:rPr>
               <w:tab/>
             </w:r>
             <w:r>
               <w:rPr>
                 <w:rFonts w:ascii="Avenir Next" w:hAnsi="Avenir Next" w:cs="Avenir Next" w:eastAsia="Avenir Next"/>
                 <w:color w:val="1A1A1A"/>
-                <w:sz w:val="20"/>
+                <w:sz w:val="22"/>
                 <w:szCs w:val="20"/>
               </w:rPr>
               <w:t xml:space="preserve">Better buy:</w:t>
@@ -1853,12 +1857,12 @@
     </w:tbl>
     <w:p>
       <w:pPr>
-        <w:spacing w:before="0" w:after="0" w:line="20" w:lineRule="exact"/>
+        <w:spacing w:before="0" w:after="0" w:line="50" w:lineRule="exact"/>
       </w:pPr>
     </w:p>
     <w:p>
       <w:pPr>
-        <w:spacing w:before="0" w:after="0" w:line="20" w:lineRule="exact"/>
+        <w:spacing w:before="0" w:after="0" w:line="50" w:lineRule="exact"/>
       </w:pPr>
     </w:p>
     <w:tbl>
@@ -1909,18 +1913,18 @@
                 <w:rFonts w:ascii="Avenir Next" w:hAnsi="Avenir Next" w:cs="Avenir Next" w:eastAsia="Avenir Next"/>
                 <w:b/>
                 <w:color w:val="1A1A1A"/>
+                <w:sz w:val="22"/>
+                <w:szCs w:val="20"/>
+              </w:rPr>
+              <w:t xml:space="preserve">4.</w:t>
+            </w:r>
+            <w:r>
+              <w:rPr>
+                <w:rFonts w:ascii="Avenir Next" w:hAnsi="Avenir Next" w:cs="Avenir Next" w:eastAsia="Avenir Next"/>
+                <w:color w:val="1A1A1A"/>
                 <w:sz w:val="20"/>
                 <w:szCs w:val="20"/>
               </w:rPr>
-              <w:t xml:space="preserve">4.</w:t>
-            </w:r>
-            <w:r>
-              <w:rPr>
-                <w:rFonts w:ascii="Avenir Next" w:hAnsi="Avenir Next" w:cs="Avenir Next" w:eastAsia="Avenir Next"/>
-                <w:color w:val="1A1A1A"/>
-                <w:sz w:val="20"/>
-                <w:szCs w:val="20"/>
-              </w:rPr>
               <w:tab/>
             </w:r>
             <w:r>
@@ -1928,7 +1932,7 @@
                 <w:rFonts w:ascii="Avenir Next" w:hAnsi="Avenir Next" w:cs="Avenir Next" w:eastAsia="Avenir Next"/>
                 <w:b/>
                 <w:color w:val="1A1A1A"/>
-                <w:sz w:val="20"/>
+                <w:sz w:val="22"/>
                 <w:szCs w:val="20"/>
               </w:rPr>
               <w:t xml:space="preserve">Notebook Packs.  </w:t>
@@ -1937,7 +1941,7 @@
               <w:rPr>
                 <w:rFonts w:ascii="Avenir Next" w:hAnsi="Avenir Next" w:cs="Avenir Next" w:eastAsia="Avenir Next"/>
                 <w:color w:val="1A1A1A"/>
-                <w:sz w:val="20"/>
+                <w:sz w:val="22"/>
                 <w:szCs w:val="20"/>
               </w:rPr>
               <w:t xml:space="preserve">Pack 1: 4 notebooks for $6.00. Pack 2: 6 notebooks for $8.40. Which pack costs less per notebook?</w:t>
@@ -1954,7 +1958,7 @@
                 <w:rFonts w:ascii="Avenir Next" w:hAnsi="Avenir Next" w:cs="Avenir Next" w:eastAsia="Avenir Next"/>
                 <w:b/>
                 <w:color w:val="003A70"/>
-                <w:sz w:val="17"/>
+                <w:sz w:val="22"/>
                 <w:szCs w:val="17"/>
               </w:rPr>
               <w:t xml:space="preserve">Hint  </w:t>
@@ -1964,7 +1968,7 @@
                 <w:rFonts w:ascii="Avenir Next" w:hAnsi="Avenir Next" w:cs="Avenir Next" w:eastAsia="Avenir Next"/>
                 <w:i/>
                 <w:color w:val="5A5F66"/>
-                <w:sz w:val="17"/>
+                <w:sz w:val="22"/>
                 <w:szCs w:val="17"/>
               </w:rPr>
               <w:t xml:space="preserve">Find the price per notebook for each pack.</w:t>
@@ -1972,7 +1976,7 @@
           </w:p>
           <w:p>
             <w:pPr>
-              <w:spacing w:before="0" w:after="0" w:line="60" w:lineRule="auto"/>
+              <w:spacing w:before="0" w:after="0" w:line="50" w:lineRule="exact"/>
             </w:pPr>
           </w:p>
           <w:tbl>
@@ -2041,7 +2045,7 @@
                 <w:rFonts w:ascii="Avenir Next" w:hAnsi="Avenir Next" w:cs="Avenir Next" w:eastAsia="Avenir Next"/>
                 <w:b/>
                 <w:color w:val="1A1A1A"/>
-                <w:sz w:val="18"/>
+                <w:sz w:val="22"/>
                 <w:szCs w:val="18"/>
               </w:rPr>
               <w:t xml:space="preserve">Pack</w:t>
@@ -2076,18 +2080,18 @@
                 <w:rFonts w:ascii="Avenir Next" w:hAnsi="Avenir Next" w:cs="Avenir Next" w:eastAsia="Avenir Next"/>
                 <w:b/>
                 <w:color w:val="1A1A1A"/>
+                <w:sz w:val="22"/>
+                <w:szCs w:val="20"/>
+              </w:rPr>
+              <w:t xml:space="preserve">5.</w:t>
+            </w:r>
+            <w:r>
+              <w:rPr>
+                <w:rFonts w:ascii="Avenir Next" w:hAnsi="Avenir Next" w:cs="Avenir Next" w:eastAsia="Avenir Next"/>
+                <w:color w:val="1A1A1A"/>
                 <w:sz w:val="20"/>
                 <w:szCs w:val="20"/>
               </w:rPr>
-              <w:t xml:space="preserve">5.</w:t>
-            </w:r>
-            <w:r>
-              <w:rPr>
-                <w:rFonts w:ascii="Avenir Next" w:hAnsi="Avenir Next" w:cs="Avenir Next" w:eastAsia="Avenir Next"/>
-                <w:color w:val="1A1A1A"/>
-                <w:sz w:val="20"/>
-                <w:szCs w:val="20"/>
-              </w:rPr>
               <w:tab/>
             </w:r>
             <w:r>
@@ -2095,7 +2099,7 @@
                 <w:rFonts w:ascii="Avenir Next" w:hAnsi="Avenir Next" w:cs="Avenir Next" w:eastAsia="Avenir Next"/>
                 <w:b/>
                 <w:color w:val="1A1A1A"/>
-                <w:sz w:val="20"/>
+                <w:sz w:val="22"/>
                 <w:szCs w:val="20"/>
               </w:rPr>
               <w:t xml:space="preserve">Music Streaming.  </w:t>
@@ -2104,7 +2108,7 @@
               <w:rPr>
                 <w:rFonts w:ascii="Avenir Next" w:hAnsi="Avenir Next" w:cs="Avenir Next" w:eastAsia="Avenir Next"/>
                 <w:color w:val="1A1A1A"/>
-                <w:sz w:val="20"/>
+                <w:sz w:val="22"/>
                 <w:szCs w:val="20"/>
               </w:rPr>
               <w:t xml:space="preserve">Streamify costs $27 for 3 months. TuneCloud costs $64 for 8 months. What is the lower monthly fee?</w:t>
@@ -2112,7 +2116,7 @@
           </w:p>
           <w:p>
             <w:pPr>
-              <w:spacing w:before="0" w:after="0" w:line="60" w:lineRule="auto"/>
+              <w:spacing w:before="0" w:after="0" w:line="50" w:lineRule="exact"/>
             </w:pPr>
           </w:p>
           <w:tbl>
@@ -2181,25 +2185,25 @@
                 <w:rFonts w:ascii="Avenir Next" w:hAnsi="Avenir Next" w:cs="Avenir Next" w:eastAsia="Avenir Next"/>
                 <w:b/>
                 <w:color w:val="1A1A1A"/>
+                <w:sz w:val="22"/>
+                <w:szCs w:val="18"/>
+              </w:rPr>
+              <w:t xml:space="preserve">Answer</w:t>
+            </w:r>
+            <w:r>
+              <w:rPr>
+                <w:rFonts w:ascii="Avenir Next" w:hAnsi="Avenir Next" w:cs="Avenir Next" w:eastAsia="Avenir Next"/>
+                <w:color w:val="1A1A1A"/>
                 <w:sz w:val="18"/>
                 <w:szCs w:val="18"/>
               </w:rPr>
-              <w:t xml:space="preserve">Answer</w:t>
-            </w:r>
-            <w:r>
-              <w:rPr>
-                <w:rFonts w:ascii="Avenir Next" w:hAnsi="Avenir Next" w:cs="Avenir Next" w:eastAsia="Avenir Next"/>
-                <w:color w:val="1A1A1A"/>
-                <w:sz w:val="18"/>
-                <w:szCs w:val="18"/>
-              </w:rPr>
               <w:tab/>
             </w:r>
             <w:r>
               <w:rPr>
                 <w:rFonts w:ascii="Avenir Next" w:hAnsi="Avenir Next" w:cs="Avenir Next" w:eastAsia="Avenir Next"/>
                 <w:color w:val="1A1A1A"/>
-                <w:sz w:val="18"/>
+                <w:sz w:val="22"/>
                 <w:szCs w:val="18"/>
               </w:rPr>
               <w:t xml:space="preserve">  per month</w:t>
@@ -2210,12 +2214,12 @@
     </w:tbl>
     <w:p>
       <w:pPr>
-        <w:spacing w:before="0" w:after="0" w:line="20" w:lineRule="exact"/>
+        <w:spacing w:before="0" w:after="0" w:line="50" w:lineRule="exact"/>
       </w:pPr>
     </w:p>
     <w:p>
       <w:pPr>
-        <w:spacing w:before="0" w:after="0" w:line="20" w:lineRule="exact"/>
+        <w:spacing w:before="0" w:after="0" w:line="50" w:lineRule="exact"/>
       </w:pPr>
     </w:p>
     <w:tbl>
@@ -2265,18 +2269,18 @@
                 <w:rFonts w:ascii="Avenir Next" w:hAnsi="Avenir Next" w:cs="Avenir Next" w:eastAsia="Avenir Next"/>
                 <w:b/>
                 <w:color w:val="1A1A1A"/>
+                <w:sz w:val="22"/>
+                <w:szCs w:val="20"/>
+              </w:rPr>
+              <w:t xml:space="preserve">6.</w:t>
+            </w:r>
+            <w:r>
+              <w:rPr>
+                <w:rFonts w:ascii="Avenir Next" w:hAnsi="Avenir Next" w:cs="Avenir Next" w:eastAsia="Avenir Next"/>
+                <w:color w:val="1A1A1A"/>
                 <w:sz w:val="20"/>
                 <w:szCs w:val="20"/>
               </w:rPr>
-              <w:t xml:space="preserve">6.</w:t>
-            </w:r>
-            <w:r>
-              <w:rPr>
-                <w:rFonts w:ascii="Avenir Next" w:hAnsi="Avenir Next" w:cs="Avenir Next" w:eastAsia="Avenir Next"/>
-                <w:color w:val="1A1A1A"/>
-                <w:sz w:val="20"/>
-                <w:szCs w:val="20"/>
-              </w:rPr>
               <w:tab/>
             </w:r>
             <w:r>
@@ -2284,7 +2288,7 @@
                 <w:rFonts w:ascii="Avenir Next" w:hAnsi="Avenir Next" w:cs="Avenir Next" w:eastAsia="Avenir Next"/>
                 <w:b/>
                 <w:color w:val="1A1A1A"/>
-                <w:sz w:val="20"/>
+                <w:sz w:val="22"/>
                 <w:szCs w:val="20"/>
               </w:rPr>
               <w:t xml:space="preserve">Hiking Socks.  </w:t>
@@ -2293,7 +2297,7 @@
               <w:rPr>
                 <w:rFonts w:ascii="Avenir Next" w:hAnsi="Avenir Next" w:cs="Avenir Next" w:eastAsia="Avenir Next"/>
                 <w:color w:val="1A1A1A"/>
-                <w:sz w:val="20"/>
+                <w:sz w:val="22"/>
                 <w:szCs w:val="20"/>
               </w:rPr>
               <w:t xml:space="preserve">A store sells 3 pairs of socks for $10.50, or 5 pairs for $16.25. How much do you save per pair with the 5-pack?</w:t>
@@ -2310,7 +2314,7 @@
                 <w:rFonts w:ascii="Avenir Next" w:hAnsi="Avenir Next" w:cs="Avenir Next" w:eastAsia="Avenir Next"/>
                 <w:b/>
                 <w:color w:val="003A70"/>
-                <w:sz w:val="17"/>
+                <w:sz w:val="22"/>
                 <w:szCs w:val="17"/>
               </w:rPr>
               <w:t xml:space="preserve">Hint  </w:t>
@@ -2320,7 +2324,7 @@
                 <w:rFonts w:ascii="Avenir Next" w:hAnsi="Avenir Next" w:cs="Avenir Next" w:eastAsia="Avenir Next"/>
                 <w:i/>
                 <w:color w:val="5A5F66"/>
-                <w:sz w:val="17"/>
+                <w:sz w:val="22"/>
                 <w:szCs w:val="17"/>
               </w:rPr>
               <w:t xml:space="preserve">Find the price per pair for each, then subtract.</w:t>
@@ -2328,7 +2332,7 @@
           </w:p>
           <w:p>
             <w:pPr>
-              <w:spacing w:before="0" w:after="0" w:line="60" w:lineRule="auto"/>
+              <w:spacing w:before="0" w:after="0" w:line="50" w:lineRule="exact"/>
             </w:pPr>
           </w:p>
           <w:tbl>
@@ -2397,25 +2401,25 @@
                 <w:rFonts w:ascii="Avenir Next" w:hAnsi="Avenir Next" w:cs="Avenir Next" w:eastAsia="Avenir Next"/>
                 <w:b/>
                 <w:color w:val="1A1A1A"/>
+                <w:sz w:val="22"/>
+                <w:szCs w:val="18"/>
+              </w:rPr>
+              <w:t xml:space="preserve">Answer</w:t>
+            </w:r>
+            <w:r>
+              <w:rPr>
+                <w:rFonts w:ascii="Avenir Next" w:hAnsi="Avenir Next" w:cs="Avenir Next" w:eastAsia="Avenir Next"/>
+                <w:color w:val="1A1A1A"/>
                 <w:sz w:val="18"/>
                 <w:szCs w:val="18"/>
               </w:rPr>
-              <w:t xml:space="preserve">Answer</w:t>
-            </w:r>
-            <w:r>
-              <w:rPr>
-                <w:rFonts w:ascii="Avenir Next" w:hAnsi="Avenir Next" w:cs="Avenir Next" w:eastAsia="Avenir Next"/>
-                <w:color w:val="1A1A1A"/>
-                <w:sz w:val="18"/>
-                <w:szCs w:val="18"/>
-              </w:rPr>
               <w:tab/>
             </w:r>
             <w:r>
               <w:rPr>
                 <w:rFonts w:ascii="Avenir Next" w:hAnsi="Avenir Next" w:cs="Avenir Next" w:eastAsia="Avenir Next"/>
                 <w:color w:val="1A1A1A"/>
-                <w:sz w:val="18"/>
+                <w:sz w:val="22"/>
                 <w:szCs w:val="18"/>
               </w:rPr>
               <w:t xml:space="preserve">  per pair</w:t>
@@ -2426,12 +2430,12 @@
     </w:tbl>
     <w:p>
       <w:pPr>
-        <w:spacing w:before="0" w:after="0" w:line="20" w:lineRule="exact"/>
+        <w:spacing w:before="0" w:after="0" w:line="50" w:lineRule="exact"/>
       </w:pPr>
     </w:p>
     <w:p>
       <w:pPr>
-        <w:spacing w:before="0" w:after="0" w:line="20" w:lineRule="exact"/>
+        <w:spacing w:before="0" w:after="0" w:line="50" w:lineRule="exact"/>
       </w:pPr>
     </w:p>
     <w:tbl>
@@ -2482,18 +2486,18 @@
                 <w:rFonts w:ascii="Avenir Next" w:hAnsi="Avenir Next" w:cs="Avenir Next" w:eastAsia="Avenir Next"/>
                 <w:b/>
                 <w:color w:val="1A1A1A"/>
+                <w:sz w:val="22"/>
+                <w:szCs w:val="20"/>
+              </w:rPr>
+              <w:t xml:space="preserve">7.</w:t>
+            </w:r>
+            <w:r>
+              <w:rPr>
+                <w:rFonts w:ascii="Avenir Next" w:hAnsi="Avenir Next" w:cs="Avenir Next" w:eastAsia="Avenir Next"/>
+                <w:color w:val="1A1A1A"/>
                 <w:sz w:val="20"/>
                 <w:szCs w:val="20"/>
               </w:rPr>
-              <w:t xml:space="preserve">7.</w:t>
-            </w:r>
-            <w:r>
-              <w:rPr>
-                <w:rFonts w:ascii="Avenir Next" w:hAnsi="Avenir Next" w:cs="Avenir Next" w:eastAsia="Avenir Next"/>
-                <w:color w:val="1A1A1A"/>
-                <w:sz w:val="20"/>
-                <w:szCs w:val="20"/>
-              </w:rPr>
               <w:tab/>
             </w:r>
             <w:r>
@@ -2501,7 +2505,7 @@
                 <w:rFonts w:ascii="Avenir Next" w:hAnsi="Avenir Next" w:cs="Avenir Next" w:eastAsia="Avenir Next"/>
                 <w:b/>
                 <w:color w:val="1A1A1A"/>
-                <w:sz w:val="20"/>
+                <w:sz w:val="22"/>
                 <w:szCs w:val="20"/>
               </w:rPr>
               <w:t xml:space="preserve">Shopping Trip.  </w:t>
@@ -2510,7 +2514,7 @@
               <w:rPr>
                 <w:rFonts w:ascii="Avenir Next" w:hAnsi="Avenir Next" w:cs="Avenir Next" w:eastAsia="Avenir Next"/>
                 <w:color w:val="1A1A1A"/>
-                <w:sz w:val="20"/>
+                <w:sz w:val="22"/>
                 <w:szCs w:val="20"/>
               </w:rPr>
               <w:t xml:space="preserve">Juice costs $2.88 for a 32-oz bottle or $5.44 for a 64-oz bottle. A family needs 128 oz.</w:t>
@@ -2527,7 +2531,7 @@
                 <w:rFonts w:ascii="Avenir Next" w:hAnsi="Avenir Next" w:cs="Avenir Next" w:eastAsia="Avenir Next"/>
                 <w:b/>
                 <w:color w:val="003A70"/>
-                <w:sz w:val="17"/>
+                <w:sz w:val="22"/>
                 <w:szCs w:val="17"/>
               </w:rPr>
               <w:t xml:space="preserve">Hint  </w:t>
@@ -2537,7 +2541,7 @@
                 <w:rFonts w:ascii="Avenir Next" w:hAnsi="Avenir Next" w:cs="Avenir Next" w:eastAsia="Avenir Next"/>
                 <w:i/>
                 <w:color w:val="5A5F66"/>
-                <w:sz w:val="17"/>
+                <w:sz w:val="22"/>
                 <w:szCs w:val="17"/>
               </w:rPr>
               <w:t xml:space="preserve">128 oz is four 32-oz bottles or two 64-oz bottles.</w:t>
@@ -2557,25 +2561,25 @@
                 <w:rFonts w:ascii="Avenir Next" w:hAnsi="Avenir Next" w:cs="Avenir Next" w:eastAsia="Avenir Next"/>
                 <w:b/>
                 <w:color w:val="003A70"/>
+                <w:sz w:val="22"/>
+                <w:szCs w:val="20"/>
+              </w:rPr>
+              <w:t xml:space="preserve">a.</w:t>
+            </w:r>
+            <w:r>
+              <w:rPr>
+                <w:rFonts w:ascii="Avenir Next" w:hAnsi="Avenir Next" w:cs="Avenir Next" w:eastAsia="Avenir Next"/>
+                <w:color w:val="1A1A1A"/>
                 <w:sz w:val="20"/>
                 <w:szCs w:val="20"/>
               </w:rPr>
-              <w:t xml:space="preserve">a.</w:t>
-            </w:r>
-            <w:r>
-              <w:rPr>
-                <w:rFonts w:ascii="Avenir Next" w:hAnsi="Avenir Next" w:cs="Avenir Next" w:eastAsia="Avenir Next"/>
-                <w:color w:val="1A1A1A"/>
-                <w:sz w:val="20"/>
-                <w:szCs w:val="20"/>
-              </w:rPr>
               <w:tab/>
             </w:r>
             <w:r>
               <w:rPr>
                 <w:rFonts w:ascii="Avenir Next" w:hAnsi="Avenir Next" w:cs="Avenir Next" w:eastAsia="Avenir Next"/>
                 <w:color w:val="1A1A1A"/>
-                <w:sz w:val="20"/>
+                <w:sz w:val="22"/>
                 <w:szCs w:val="20"/>
               </w:rPr>
               <w:t xml:space="preserve">Unit price of each bottle:</w:t>
@@ -2614,10 +2618,28 @@
                 <w:rFonts w:ascii="Avenir Next" w:hAnsi="Avenir Next" w:cs="Avenir Next" w:eastAsia="Avenir Next"/>
                 <w:b/>
                 <w:color w:val="003A70"/>
+                <w:sz w:val="22"/>
+                <w:szCs w:val="20"/>
+              </w:rPr>
+              <w:t xml:space="preserve">b.</w:t>
+            </w:r>
+            <w:r>
+              <w:rPr>
+                <w:rFonts w:ascii="Avenir Next" w:hAnsi="Avenir Next" w:cs="Avenir Next" w:eastAsia="Avenir Next"/>
+                <w:color w:val="1A1A1A"/>
                 <w:sz w:val="20"/>
                 <w:szCs w:val="20"/>
               </w:rPr>
-              <w:t xml:space="preserve">b.</w:t>
+              <w:tab/>
+            </w:r>
+            <w:r>
+              <w:rPr>
+                <w:rFonts w:ascii="Avenir Next" w:hAnsi="Avenir Next" w:cs="Avenir Next" w:eastAsia="Avenir Next"/>
+                <w:color w:val="1A1A1A"/>
+                <w:sz w:val="22"/>
+                <w:szCs w:val="20"/>
+              </w:rPr>
+              <w:t xml:space="preserve">Cost of 128 oz the cheaper way:</w:t>
             </w:r>
             <w:r>
               <w:rPr>
@@ -2626,7 +2648,7 @@
                 <w:sz w:val="20"/>
                 <w:szCs w:val="20"/>
               </w:rPr>
-              <w:tab/>
+              <w:t xml:space="preserve">  </w:t>
             </w:r>
             <w:r>
               <w:rPr>
@@ -2634,24 +2656,6 @@
                 <w:color w:val="1A1A1A"/>
                 <w:sz w:val="20"/>
                 <w:szCs w:val="20"/>
-              </w:rPr>
-              <w:t xml:space="preserve">Cost of 128 oz the cheaper way:</w:t>
-            </w:r>
-            <w:r>
-              <w:rPr>
-                <w:rFonts w:ascii="Avenir Next" w:hAnsi="Avenir Next" w:cs="Avenir Next" w:eastAsia="Avenir Next"/>
-                <w:color w:val="1A1A1A"/>
-                <w:sz w:val="20"/>
-                <w:szCs w:val="20"/>
-              </w:rPr>
-              <w:t xml:space="preserve">  </w:t>
-            </w:r>
-            <w:r>
-              <w:rPr>
-                <w:rFonts w:ascii="Avenir Next" w:hAnsi="Avenir Next" w:cs="Avenir Next" w:eastAsia="Avenir Next"/>
-                <w:color w:val="1A1A1A"/>
-                <w:sz w:val="20"/>
-                <w:szCs w:val="20"/>
                 <w:u w:val="single"/>
               </w:rPr>
               <w:t xml:space="preserve">                </w:t>
@@ -2660,7 +2664,7 @@
               <w:rPr>
                 <w:rFonts w:ascii="Avenir Next" w:hAnsi="Avenir Next" w:cs="Avenir Next" w:eastAsia="Avenir Next"/>
                 <w:color w:val="1A1A1A"/>
-                <w:sz w:val="20"/>
+                <w:sz w:val="22"/>
                 <w:szCs w:val="20"/>
               </w:rPr>
               <w:t xml:space="preserve"> dollars</w:t>
@@ -2668,7 +2672,7 @@
           </w:p>
           <w:p>
             <w:pPr>
-              <w:spacing w:before="0" w:after="0" w:line="60" w:lineRule="auto"/>
+              <w:spacing w:before="0" w:after="0" w:line="50" w:lineRule="exact"/>
             </w:pPr>
           </w:p>
           <w:tbl>
@@ -2726,7 +2730,7 @@
           </w:tbl>
           <w:p>
             <w:pPr>
-              <w:spacing w:before="0" w:after="0" w:line="24" w:lineRule="auto"/>
+              <w:spacing w:before="0" w:after="0" w:line="50" w:lineRule="exact"/>
             </w:pPr>
           </w:p>
         </w:tc>
@@ -2749,18 +2753,18 @@
                 <w:rFonts w:ascii="Avenir Next" w:hAnsi="Avenir Next" w:cs="Avenir Next" w:eastAsia="Avenir Next"/>
                 <w:b/>
                 <w:color w:val="1A1A1A"/>
+                <w:sz w:val="22"/>
+                <w:szCs w:val="20"/>
+              </w:rPr>
+              <w:t xml:space="preserve">8.</w:t>
+            </w:r>
+            <w:r>
+              <w:rPr>
+                <w:rFonts w:ascii="Avenir Next" w:hAnsi="Avenir Next" w:cs="Avenir Next" w:eastAsia="Avenir Next"/>
+                <w:color w:val="1A1A1A"/>
                 <w:sz w:val="20"/>
                 <w:szCs w:val="20"/>
               </w:rPr>
-              <w:t xml:space="preserve">8.</w:t>
-            </w:r>
-            <w:r>
-              <w:rPr>
-                <w:rFonts w:ascii="Avenir Next" w:hAnsi="Avenir Next" w:cs="Avenir Next" w:eastAsia="Avenir Next"/>
-                <w:color w:val="1A1A1A"/>
-                <w:sz w:val="20"/>
-                <w:szCs w:val="20"/>
-              </w:rPr>
               <w:tab/>
             </w:r>
             <w:r>
@@ -2768,7 +2772,7 @@
                 <w:rFonts w:ascii="Avenir Next" w:hAnsi="Avenir Next" w:cs="Avenir Next" w:eastAsia="Avenir Next"/>
                 <w:b/>
                 <w:color w:val="1A1A1A"/>
-                <w:sz w:val="20"/>
+                <w:sz w:val="22"/>
                 <w:szCs w:val="20"/>
               </w:rPr>
               <w:t xml:space="preserve">Granola Bars.  </w:t>
@@ -2777,7 +2781,7 @@
               <w:rPr>
                 <w:rFonts w:ascii="Avenir Next" w:hAnsi="Avenir Next" w:cs="Avenir Next" w:eastAsia="Avenir Next"/>
                 <w:color w:val="1A1A1A"/>
-                <w:sz w:val="20"/>
+                <w:sz w:val="22"/>
                 <w:szCs w:val="20"/>
               </w:rPr>
               <w:t xml:space="preserve">Box X has 8 bars for $6.00. Box Y has 12 bars for $8.40.</w:t>
@@ -2797,10 +2801,28 @@
                 <w:rFonts w:ascii="Avenir Next" w:hAnsi="Avenir Next" w:cs="Avenir Next" w:eastAsia="Avenir Next"/>
                 <w:b/>
                 <w:color w:val="003A70"/>
+                <w:sz w:val="22"/>
+                <w:szCs w:val="20"/>
+              </w:rPr>
+              <w:t xml:space="preserve">a.</w:t>
+            </w:r>
+            <w:r>
+              <w:rPr>
+                <w:rFonts w:ascii="Avenir Next" w:hAnsi="Avenir Next" w:cs="Avenir Next" w:eastAsia="Avenir Next"/>
+                <w:color w:val="1A1A1A"/>
                 <w:sz w:val="20"/>
                 <w:szCs w:val="20"/>
               </w:rPr>
-              <w:t xml:space="preserve">a.</w:t>
+              <w:tab/>
+            </w:r>
+            <w:r>
+              <w:rPr>
+                <w:rFonts w:ascii="Avenir Next" w:hAnsi="Avenir Next" w:cs="Avenir Next" w:eastAsia="Avenir Next"/>
+                <w:color w:val="1A1A1A"/>
+                <w:sz w:val="22"/>
+                <w:szCs w:val="20"/>
+              </w:rPr>
+              <w:t xml:space="preserve">Box X per bar:</w:t>
             </w:r>
             <w:r>
               <w:rPr>
@@ -2809,7 +2831,7 @@
                 <w:sz w:val="20"/>
                 <w:szCs w:val="20"/>
               </w:rPr>
-              <w:tab/>
+              <w:t xml:space="preserve">  </w:t>
             </w:r>
             <w:r>
               <w:rPr>
@@ -2817,24 +2839,6 @@
                 <w:color w:val="1A1A1A"/>
                 <w:sz w:val="20"/>
                 <w:szCs w:val="20"/>
-              </w:rPr>
-              <w:t xml:space="preserve">Box X per bar:</w:t>
-            </w:r>
-            <w:r>
-              <w:rPr>
-                <w:rFonts w:ascii="Avenir Next" w:hAnsi="Avenir Next" w:cs="Avenir Next" w:eastAsia="Avenir Next"/>
-                <w:color w:val="1A1A1A"/>
-                <w:sz w:val="20"/>
-                <w:szCs w:val="20"/>
-              </w:rPr>
-              <w:t xml:space="preserve">  </w:t>
-            </w:r>
-            <w:r>
-              <w:rPr>
-                <w:rFonts w:ascii="Avenir Next" w:hAnsi="Avenir Next" w:cs="Avenir Next" w:eastAsia="Avenir Next"/>
-                <w:color w:val="1A1A1A"/>
-                <w:sz w:val="20"/>
-                <w:szCs w:val="20"/>
                 <w:u w:val="single"/>
               </w:rPr>
               <w:t xml:space="preserve">                </w:t>
@@ -2843,7 +2847,7 @@
               <w:rPr>
                 <w:rFonts w:ascii="Avenir Next" w:hAnsi="Avenir Next" w:cs="Avenir Next" w:eastAsia="Avenir Next"/>
                 <w:color w:val="1A1A1A"/>
-                <w:sz w:val="20"/>
+                <w:sz w:val="22"/>
                 <w:szCs w:val="20"/>
               </w:rPr>
               <w:t xml:space="preserve"> dollars</w:t>
@@ -2863,10 +2867,28 @@
                 <w:rFonts w:ascii="Avenir Next" w:hAnsi="Avenir Next" w:cs="Avenir Next" w:eastAsia="Avenir Next"/>
                 <w:b/>
                 <w:color w:val="003A70"/>
+                <w:sz w:val="22"/>
+                <w:szCs w:val="20"/>
+              </w:rPr>
+              <w:t xml:space="preserve">b.</w:t>
+            </w:r>
+            <w:r>
+              <w:rPr>
+                <w:rFonts w:ascii="Avenir Next" w:hAnsi="Avenir Next" w:cs="Avenir Next" w:eastAsia="Avenir Next"/>
+                <w:color w:val="1A1A1A"/>
                 <w:sz w:val="20"/>
                 <w:szCs w:val="20"/>
               </w:rPr>
-              <w:t xml:space="preserve">b.</w:t>
+              <w:tab/>
+            </w:r>
+            <w:r>
+              <w:rPr>
+                <w:rFonts w:ascii="Avenir Next" w:hAnsi="Avenir Next" w:cs="Avenir Next" w:eastAsia="Avenir Next"/>
+                <w:color w:val="1A1A1A"/>
+                <w:sz w:val="22"/>
+                <w:szCs w:val="20"/>
+              </w:rPr>
+              <w:t xml:space="preserve">Box Y per bar:</w:t>
             </w:r>
             <w:r>
               <w:rPr>
@@ -2875,7 +2897,7 @@
                 <w:sz w:val="20"/>
                 <w:szCs w:val="20"/>
               </w:rPr>
-              <w:tab/>
+              <w:t xml:space="preserve">  </w:t>
             </w:r>
             <w:r>
               <w:rPr>
@@ -2883,24 +2905,6 @@
                 <w:color w:val="1A1A1A"/>
                 <w:sz w:val="20"/>
                 <w:szCs w:val="20"/>
-              </w:rPr>
-              <w:t xml:space="preserve">Box Y per bar:</w:t>
-            </w:r>
-            <w:r>
-              <w:rPr>
-                <w:rFonts w:ascii="Avenir Next" w:hAnsi="Avenir Next" w:cs="Avenir Next" w:eastAsia="Avenir Next"/>
-                <w:color w:val="1A1A1A"/>
-                <w:sz w:val="20"/>
-                <w:szCs w:val="20"/>
-              </w:rPr>
-              <w:t xml:space="preserve">  </w:t>
-            </w:r>
-            <w:r>
-              <w:rPr>
-                <w:rFonts w:ascii="Avenir Next" w:hAnsi="Avenir Next" w:cs="Avenir Next" w:eastAsia="Avenir Next"/>
-                <w:color w:val="1A1A1A"/>
-                <w:sz w:val="20"/>
-                <w:szCs w:val="20"/>
                 <w:u w:val="single"/>
               </w:rPr>
               <w:t xml:space="preserve">                </w:t>
@@ -2909,7 +2913,7 @@
               <w:rPr>
                 <w:rFonts w:ascii="Avenir Next" w:hAnsi="Avenir Next" w:cs="Avenir Next" w:eastAsia="Avenir Next"/>
                 <w:color w:val="1A1A1A"/>
-                <w:sz w:val="20"/>
+                <w:sz w:val="22"/>
                 <w:szCs w:val="20"/>
               </w:rPr>
               <w:t xml:space="preserve"> dollars</w:t>
@@ -2929,10 +2933,28 @@
                 <w:rFonts w:ascii="Avenir Next" w:hAnsi="Avenir Next" w:cs="Avenir Next" w:eastAsia="Avenir Next"/>
                 <w:b/>
                 <w:color w:val="003A70"/>
+                <w:sz w:val="22"/>
+                <w:szCs w:val="20"/>
+              </w:rPr>
+              <w:t xml:space="preserve">c.</w:t>
+            </w:r>
+            <w:r>
+              <w:rPr>
+                <w:rFonts w:ascii="Avenir Next" w:hAnsi="Avenir Next" w:cs="Avenir Next" w:eastAsia="Avenir Next"/>
+                <w:color w:val="1A1A1A"/>
                 <w:sz w:val="20"/>
                 <w:szCs w:val="20"/>
               </w:rPr>
-              <w:t xml:space="preserve">c.</w:t>
+              <w:tab/>
+            </w:r>
+            <w:r>
+              <w:rPr>
+                <w:rFonts w:ascii="Avenir Next" w:hAnsi="Avenir Next" w:cs="Avenir Next" w:eastAsia="Avenir Next"/>
+                <w:color w:val="1A1A1A"/>
+                <w:sz w:val="22"/>
+                <w:szCs w:val="20"/>
+              </w:rPr>
+              <w:t xml:space="preserve">Better buy:</w:t>
             </w:r>
             <w:r>
               <w:rPr>
@@ -2941,7 +2963,7 @@
                 <w:sz w:val="20"/>
                 <w:szCs w:val="20"/>
               </w:rPr>
-              <w:tab/>
+              <w:t xml:space="preserve">  </w:t>
             </w:r>
             <w:r>
               <w:rPr>
@@ -2949,24 +2971,6 @@
                 <w:color w:val="1A1A1A"/>
                 <w:sz w:val="20"/>
                 <w:szCs w:val="20"/>
-              </w:rPr>
-              <w:t xml:space="preserve">Better buy:</w:t>
-            </w:r>
-            <w:r>
-              <w:rPr>
-                <w:rFonts w:ascii="Avenir Next" w:hAnsi="Avenir Next" w:cs="Avenir Next" w:eastAsia="Avenir Next"/>
-                <w:color w:val="1A1A1A"/>
-                <w:sz w:val="20"/>
-                <w:szCs w:val="20"/>
-              </w:rPr>
-              <w:t xml:space="preserve">  </w:t>
-            </w:r>
-            <w:r>
-              <w:rPr>
-                <w:rFonts w:ascii="Avenir Next" w:hAnsi="Avenir Next" w:cs="Avenir Next" w:eastAsia="Avenir Next"/>
-                <w:color w:val="1A1A1A"/>
-                <w:sz w:val="20"/>
-                <w:szCs w:val="20"/>
                 <w:u w:val="single"/>
               </w:rPr>
               <w:t xml:space="preserve">                      </w:t>
@@ -2974,7 +2978,7 @@
           </w:p>
           <w:p>
             <w:pPr>
-              <w:spacing w:before="0" w:after="0" w:line="60" w:lineRule="auto"/>
+              <w:spacing w:before="0" w:after="0" w:line="50" w:lineRule="exact"/>
             </w:pPr>
           </w:p>
           <w:tbl>
@@ -3032,7 +3036,7 @@
           </w:tbl>
           <w:p>
             <w:pPr>
-              <w:spacing w:before="0" w:after="0" w:line="24" w:lineRule="auto"/>
+              <w:spacing w:before="0" w:after="0" w:line="50" w:lineRule="exact"/>
             </w:pPr>
           </w:p>
         </w:tc>
@@ -3040,11 +3044,12 @@
     </w:tbl>
     <w:p>
       <w:pPr>
-        <w:spacing w:before="0" w:after="0" w:line="20" w:lineRule="exact"/>
+        <w:spacing w:before="0" w:after="0" w:line="50" w:lineRule="exact"/>
       </w:pPr>
     </w:p>
     <w:p>
       <w:pPr>
+        <w:pStyle w:val="Heading2"/>
         <w:keepNext/>
         <w:pBdr>
           <w:bottom w:val="single" w:sz="8" w:space="3" w:color="003A70"/>
@@ -3060,7 +3065,7 @@
           <w:b/>
           <w:color w:val="003A70"/>
           <w:spacing w:val="14"/>
-          <w:sz w:val="19"/>
+          <w:sz w:val="22"/>
           <w:szCs w:val="19"/>
         </w:rPr>
         <w:t xml:space="preserve">FIND THE ERROR</w:t>
@@ -3079,7 +3084,7 @@
           <w:rFonts w:ascii="Avenir Next" w:hAnsi="Avenir Next" w:cs="Avenir Next" w:eastAsia="Avenir Next"/>
           <w:i/>
           <w:color w:val="5A5F66"/>
-          <w:sz w:val="17"/>
+          <w:sz w:val="22"/>
           <w:szCs w:val="17"/>
         </w:rPr>
         <w:t xml:space="preserve">explain the mistake, then fix it</w:t>
@@ -3087,7 +3092,7 @@
     </w:p>
     <w:p>
       <w:pPr>
-        <w:spacing w:before="0" w:after="0" w:line="20" w:lineRule="exact"/>
+        <w:spacing w:before="0" w:after="0" w:line="50" w:lineRule="exact"/>
       </w:pPr>
     </w:p>
     <w:tbl>
@@ -3137,18 +3142,18 @@
                 <w:rFonts w:ascii="Avenir Next" w:hAnsi="Avenir Next" w:cs="Avenir Next" w:eastAsia="Avenir Next"/>
                 <w:b/>
                 <w:color w:val="1A1A1A"/>
+                <w:sz w:val="22"/>
+                <w:szCs w:val="20"/>
+              </w:rPr>
+              <w:t xml:space="preserve">9.</w:t>
+            </w:r>
+            <w:r>
+              <w:rPr>
+                <w:rFonts w:ascii="Avenir Next" w:hAnsi="Avenir Next" w:cs="Avenir Next" w:eastAsia="Avenir Next"/>
+                <w:color w:val="1A1A1A"/>
                 <w:sz w:val="20"/>
                 <w:szCs w:val="20"/>
               </w:rPr>
-              <w:t xml:space="preserve">9.</w:t>
-            </w:r>
-            <w:r>
-              <w:rPr>
-                <w:rFonts w:ascii="Avenir Next" w:hAnsi="Avenir Next" w:cs="Avenir Next" w:eastAsia="Avenir Next"/>
-                <w:color w:val="1A1A1A"/>
-                <w:sz w:val="20"/>
-                <w:szCs w:val="20"/>
-              </w:rPr>
               <w:tab/>
             </w:r>
             <w:r>
@@ -3156,7 +3161,7 @@
                 <w:rFonts w:ascii="Avenir Next" w:hAnsi="Avenir Next" w:cs="Avenir Next" w:eastAsia="Avenir Next"/>
                 <w:b/>
                 <w:color w:val="1A1A1A"/>
-                <w:sz w:val="20"/>
+                <w:sz w:val="22"/>
                 <w:szCs w:val="20"/>
               </w:rPr>
               <w:t xml:space="preserve">Maya’s Work.  </w:t>
@@ -3165,7 +3170,7 @@
               <w:rPr>
                 <w:rFonts w:ascii="Avenir Next" w:hAnsi="Avenir Next" w:cs="Avenir Next" w:eastAsia="Avenir Next"/>
                 <w:color w:val="1A1A1A"/>
-                <w:sz w:val="20"/>
+                <w:sz w:val="22"/>
                 <w:szCs w:val="20"/>
               </w:rPr>
               <w:t xml:space="preserve">A 12-oz bottle costs $2.40. A 20-oz bottle costs $3.60. Maya says the 12-oz bottle is better because $2.40 is less. Explain her mistake.</w:t>
@@ -3211,7 +3216,7 @@
                 </w:tcPr>
                 <w:p>
                   <w:pPr>
-                    <w:spacing w:before="0" w:after="0" w:line="240" w:lineRule="auto"/>
+                    <w:spacing w:before="0" w:after="0" w:line="50" w:lineRule="exact"/>
                   </w:pPr>
                 </w:p>
               </w:tc>
@@ -3231,7 +3236,7 @@
                 </w:tcPr>
                 <w:p>
                   <w:pPr>
-                    <w:spacing w:before="0" w:after="0" w:line="240" w:lineRule="auto"/>
+                    <w:spacing w:before="0" w:after="0" w:line="50" w:lineRule="exact"/>
                   </w:pPr>
                 </w:p>
               </w:tc>
@@ -3239,7 +3244,7 @@
           </w:tbl>
           <w:p>
             <w:pPr>
-              <w:spacing w:before="0" w:after="0" w:line="24" w:lineRule="auto"/>
+              <w:spacing w:before="0" w:after="0" w:line="50" w:lineRule="exact"/>
             </w:pPr>
           </w:p>
         </w:tc>
@@ -3247,11 +3252,12 @@
     </w:tbl>
     <w:p>
       <w:pPr>
-        <w:spacing w:before="0" w:after="0" w:line="20" w:lineRule="exact"/>
+        <w:spacing w:before="0" w:after="0" w:line="50" w:lineRule="exact"/>
       </w:pPr>
     </w:p>
     <w:p>
       <w:pPr>
+        <w:pStyle w:val="Heading2"/>
         <w:keepNext/>
         <w:pBdr>
           <w:bottom w:val="single" w:sz="8" w:space="3" w:color="003A70"/>
@@ -3267,7 +3273,7 @@
           <w:b/>
           <w:color w:val="003A70"/>
           <w:spacing w:val="14"/>
-          <w:sz w:val="19"/>
+          <w:sz w:val="22"/>
           <w:szCs w:val="19"/>
         </w:rPr>
         <w:t xml:space="preserve">TEST PRACTICE</w:t>
@@ -3286,7 +3292,7 @@
           <w:rFonts w:ascii="Avenir Next" w:hAnsi="Avenir Next" w:cs="Avenir Next" w:eastAsia="Avenir Next"/>
           <w:i/>
           <w:color w:val="5A5F66"/>
-          <w:sz w:val="17"/>
+          <w:sz w:val="22"/>
           <w:szCs w:val="17"/>
         </w:rPr>
         <w:t xml:space="preserve">choose the best answer</w:t>
@@ -3294,7 +3300,7 @@
     </w:p>
     <w:p>
       <w:pPr>
-        <w:spacing w:before="0" w:after="0" w:line="20" w:lineRule="exact"/>
+        <w:spacing w:before="0" w:after="0" w:line="50" w:lineRule="exact"/>
       </w:pPr>
     </w:p>
     <w:tbl>
@@ -3344,25 +3350,25 @@
                 <w:rFonts w:ascii="Avenir Next" w:hAnsi="Avenir Next" w:cs="Avenir Next" w:eastAsia="Avenir Next"/>
                 <w:b/>
                 <w:color w:val="1A1A1A"/>
+                <w:sz w:val="22"/>
+                <w:szCs w:val="20"/>
+              </w:rPr>
+              <w:t xml:space="preserve">10.</w:t>
+            </w:r>
+            <w:r>
+              <w:rPr>
+                <w:rFonts w:ascii="Avenir Next" w:hAnsi="Avenir Next" w:cs="Avenir Next" w:eastAsia="Avenir Next"/>
+                <w:color w:val="1A1A1A"/>
                 <w:sz w:val="20"/>
                 <w:szCs w:val="20"/>
               </w:rPr>
-              <w:t xml:space="preserve">10.</w:t>
-            </w:r>
-            <w:r>
-              <w:rPr>
-                <w:rFonts w:ascii="Avenir Next" w:hAnsi="Avenir Next" w:cs="Avenir Next" w:eastAsia="Avenir Next"/>
-                <w:color w:val="1A1A1A"/>
-                <w:sz w:val="20"/>
-                <w:szCs w:val="20"/>
-              </w:rPr>
               <w:tab/>
             </w:r>
             <w:r>
               <w:rPr>
                 <w:rFonts w:ascii="Avenir Next" w:hAnsi="Avenir Next" w:cs="Avenir Next" w:eastAsia="Avenir Next"/>
                 <w:color w:val="1A1A1A"/>
-                <w:sz w:val="20"/>
+                <w:sz w:val="22"/>
                 <w:szCs w:val="20"/>
               </w:rPr>
               <w:t xml:space="preserve">6 pens for $3.60 gives a unit price of —</w:t>
@@ -3418,7 +3424,7 @@
                       <w:rFonts w:ascii="Avenir Next" w:hAnsi="Avenir Next" w:cs="Avenir Next" w:eastAsia="Avenir Next"/>
                       <w:b/>
                       <w:color w:val="003A70"/>
-                      <w:sz w:val="19"/>
+                      <w:sz w:val="22"/>
                       <w:szCs w:val="19"/>
                     </w:rPr>
                     <w:t xml:space="preserve">A</w:t>
@@ -3436,7 +3442,7 @@
                     <w:rPr>
                       <w:rFonts w:ascii="Avenir Next" w:hAnsi="Avenir Next" w:cs="Avenir Next" w:eastAsia="Avenir Next"/>
                       <w:color w:val="1A1A1A"/>
-                      <w:sz w:val="19"/>
+                      <w:sz w:val="22"/>
                       <w:szCs w:val="19"/>
                     </w:rPr>
                     <w:t xml:space="preserve">$0.60</w:t>
@@ -3461,7 +3467,7 @@
                       <w:rFonts w:ascii="Avenir Next" w:hAnsi="Avenir Next" w:cs="Avenir Next" w:eastAsia="Avenir Next"/>
                       <w:b/>
                       <w:color w:val="003A70"/>
-                      <w:sz w:val="19"/>
+                      <w:sz w:val="22"/>
                       <w:szCs w:val="19"/>
                     </w:rPr>
                     <w:t xml:space="preserve">B</w:t>
@@ -3479,7 +3485,7 @@
                     <w:rPr>
                       <w:rFonts w:ascii="Avenir Next" w:hAnsi="Avenir Next" w:cs="Avenir Next" w:eastAsia="Avenir Next"/>
                       <w:color w:val="1A1A1A"/>
-                      <w:sz w:val="19"/>
+                      <w:sz w:val="22"/>
                       <w:szCs w:val="19"/>
                     </w:rPr>
                     <w:t xml:space="preserve">$1.67</w:t>
@@ -3504,7 +3510,7 @@
                       <w:rFonts w:ascii="Avenir Next" w:hAnsi="Avenir Next" w:cs="Avenir Next" w:eastAsia="Avenir Next"/>
                       <w:b/>
                       <w:color w:val="003A70"/>
-                      <w:sz w:val="19"/>
+                      <w:sz w:val="22"/>
                       <w:szCs w:val="19"/>
                     </w:rPr>
                     <w:t xml:space="preserve">C</w:t>
@@ -3522,7 +3528,7 @@
                     <w:rPr>
                       <w:rFonts w:ascii="Avenir Next" w:hAnsi="Avenir Next" w:cs="Avenir Next" w:eastAsia="Avenir Next"/>
                       <w:color w:val="1A1A1A"/>
-                      <w:sz w:val="19"/>
+                      <w:sz w:val="22"/>
                       <w:szCs w:val="19"/>
                     </w:rPr>
                     <w:t xml:space="preserve">$21.60</w:t>
@@ -3547,7 +3553,7 @@
                       <w:rFonts w:ascii="Avenir Next" w:hAnsi="Avenir Next" w:cs="Avenir Next" w:eastAsia="Avenir Next"/>
                       <w:b/>
                       <w:color w:val="003A70"/>
-                      <w:sz w:val="19"/>
+                      <w:sz w:val="22"/>
                       <w:szCs w:val="19"/>
                     </w:rPr>
                     <w:t xml:space="preserve">D</w:t>
@@ -3565,7 +3571,7 @@
                     <w:rPr>
                       <w:rFonts w:ascii="Avenir Next" w:hAnsi="Avenir Next" w:cs="Avenir Next" w:eastAsia="Avenir Next"/>
                       <w:color w:val="1A1A1A"/>
-                      <w:sz w:val="19"/>
+                      <w:sz w:val="22"/>
                       <w:szCs w:val="19"/>
                     </w:rPr>
                     <w:t xml:space="preserve">$6.00</w:t>
@@ -3576,7 +3582,7 @@
           </w:tbl>
           <w:p>
             <w:pPr>
-              <w:spacing w:before="0" w:after="0" w:line="24" w:lineRule="auto"/>
+              <w:spacing w:before="0" w:after="0" w:line="50" w:lineRule="exact"/>
             </w:pPr>
           </w:p>
         </w:tc>
@@ -3584,12 +3590,12 @@
     </w:tbl>
     <w:p>
       <w:pPr>
-        <w:spacing w:before="0" w:after="0" w:line="20" w:lineRule="exact"/>
+        <w:spacing w:before="0" w:after="0" w:line="50" w:lineRule="exact"/>
       </w:pPr>
     </w:p>
     <w:p>
       <w:pPr>
-        <w:spacing w:before="0" w:after="0" w:line="20" w:lineRule="exact"/>
+        <w:spacing w:before="0" w:after="0" w:line="50" w:lineRule="exact"/>
       </w:pPr>
     </w:p>
     <w:tbl>
@@ -3639,25 +3645,25 @@
                 <w:rFonts w:ascii="Avenir Next" w:hAnsi="Avenir Next" w:cs="Avenir Next" w:eastAsia="Avenir Next"/>
                 <w:b/>
                 <w:color w:val="1A1A1A"/>
+                <w:sz w:val="22"/>
+                <w:szCs w:val="20"/>
+              </w:rPr>
+              <w:t xml:space="preserve">11.</w:t>
+            </w:r>
+            <w:r>
+              <w:rPr>
+                <w:rFonts w:ascii="Avenir Next" w:hAnsi="Avenir Next" w:cs="Avenir Next" w:eastAsia="Avenir Next"/>
+                <w:color w:val="1A1A1A"/>
                 <w:sz w:val="20"/>
                 <w:szCs w:val="20"/>
               </w:rPr>
-              <w:t xml:space="preserve">11.</w:t>
-            </w:r>
-            <w:r>
-              <w:rPr>
-                <w:rFonts w:ascii="Avenir Next" w:hAnsi="Avenir Next" w:cs="Avenir Next" w:eastAsia="Avenir Next"/>
-                <w:color w:val="1A1A1A"/>
-                <w:sz w:val="20"/>
-                <w:szCs w:val="20"/>
-              </w:rPr>
               <w:tab/>
             </w:r>
             <w:r>
               <w:rPr>
                 <w:rFonts w:ascii="Avenir Next" w:hAnsi="Avenir Next" w:cs="Avenir Next" w:eastAsia="Avenir Next"/>
                 <w:color w:val="1A1A1A"/>
-                <w:sz w:val="20"/>
+                <w:sz w:val="22"/>
                 <w:szCs w:val="20"/>
               </w:rPr>
               <w:t xml:space="preserve">10 lb for $25 or 4 lb for $9. The better buy is —</w:t>
@@ -3713,7 +3719,7 @@
                       <w:rFonts w:ascii="Avenir Next" w:hAnsi="Avenir Next" w:cs="Avenir Next" w:eastAsia="Avenir Next"/>
                       <w:b/>
                       <w:color w:val="003A70"/>
-                      <w:sz w:val="19"/>
+                      <w:sz w:val="22"/>
                       <w:szCs w:val="19"/>
                     </w:rPr>
                     <w:t xml:space="preserve">A</w:t>
@@ -3731,7 +3737,7 @@
                     <w:rPr>
                       <w:rFonts w:ascii="Avenir Next" w:hAnsi="Avenir Next" w:cs="Avenir Next" w:eastAsia="Avenir Next"/>
                       <w:color w:val="1A1A1A"/>
-                      <w:sz w:val="19"/>
+                      <w:sz w:val="22"/>
                       <w:szCs w:val="19"/>
                     </w:rPr>
                     <w:t xml:space="preserve">10 lb for $25</w:t>
@@ -3756,7 +3762,7 @@
                       <w:rFonts w:ascii="Avenir Next" w:hAnsi="Avenir Next" w:cs="Avenir Next" w:eastAsia="Avenir Next"/>
                       <w:b/>
                       <w:color w:val="003A70"/>
-                      <w:sz w:val="19"/>
+                      <w:sz w:val="22"/>
                       <w:szCs w:val="19"/>
                     </w:rPr>
                     <w:t xml:space="preserve">B</w:t>
@@ -3774,7 +3780,7 @@
                     <w:rPr>
                       <w:rFonts w:ascii="Avenir Next" w:hAnsi="Avenir Next" w:cs="Avenir Next" w:eastAsia="Avenir Next"/>
                       <w:color w:val="1A1A1A"/>
-                      <w:sz w:val="19"/>
+                      <w:sz w:val="22"/>
                       <w:szCs w:val="19"/>
                     </w:rPr>
                     <w:t xml:space="preserve">4 lb for $9</w:t>
@@ -3799,7 +3805,7 @@
                       <w:rFonts w:ascii="Avenir Next" w:hAnsi="Avenir Next" w:cs="Avenir Next" w:eastAsia="Avenir Next"/>
                       <w:b/>
                       <w:color w:val="003A70"/>
-                      <w:sz w:val="19"/>
+                      <w:sz w:val="22"/>
                       <w:szCs w:val="19"/>
                     </w:rPr>
                     <w:t xml:space="preserve">C</w:t>
@@ -3817,7 +3823,7 @@
                     <w:rPr>
                       <w:rFonts w:ascii="Avenir Next" w:hAnsi="Avenir Next" w:cs="Avenir Next" w:eastAsia="Avenir Next"/>
                       <w:color w:val="1A1A1A"/>
-                      <w:sz w:val="19"/>
+                      <w:sz w:val="22"/>
                       <w:szCs w:val="19"/>
                     </w:rPr>
                     <w:t xml:space="preserve">They are equal</w:t>
@@ -3842,7 +3848,7 @@
                       <w:rFonts w:ascii="Avenir Next" w:hAnsi="Avenir Next" w:cs="Avenir Next" w:eastAsia="Avenir Next"/>
                       <w:b/>
                       <w:color w:val="003A70"/>
-                      <w:sz w:val="19"/>
+                      <w:sz w:val="22"/>
                       <w:szCs w:val="19"/>
                     </w:rPr>
                     <w:t xml:space="preserve">D</w:t>
@@ -3860,7 +3866,7 @@
                     <w:rPr>
                       <w:rFonts w:ascii="Avenir Next" w:hAnsi="Avenir Next" w:cs="Avenir Next" w:eastAsia="Avenir Next"/>
                       <w:color w:val="1A1A1A"/>
-                      <w:sz w:val="19"/>
+                      <w:sz w:val="22"/>
                       <w:szCs w:val="19"/>
                     </w:rPr>
                     <w:t xml:space="preserve">Cannot tell</w:t>
@@ -3871,7 +3877,7 @@
           </w:tbl>
           <w:p>
             <w:pPr>
-              <w:spacing w:before="0" w:after="0" w:line="24" w:lineRule="auto"/>
+              <w:spacing w:before="0" w:after="0" w:line="50" w:lineRule="exact"/>
             </w:pPr>
           </w:p>
         </w:tc>
@@ -3879,11 +3885,12 @@
     </w:tbl>
     <w:p>
       <w:pPr>
-        <w:spacing w:before="0" w:after="0" w:line="20" w:lineRule="exact"/>
+        <w:spacing w:before="0" w:after="0" w:line="50" w:lineRule="exact"/>
       </w:pPr>
     </w:p>
     <w:p>
       <w:pPr>
+        <w:pStyle w:val="Heading2"/>
         <w:keepNext/>
         <w:pBdr>
           <w:bottom w:val="single" w:sz="8" w:space="3" w:color="003A70"/>
@@ -3899,7 +3906,7 @@
           <w:b/>
           <w:color w:val="003A70"/>
           <w:spacing w:val="14"/>
-          <w:sz w:val="19"/>
+          <w:sz w:val="22"/>
           <w:szCs w:val="19"/>
         </w:rPr>
         <w:t xml:space="preserve">SELF-CHECK CODE</w:t>
@@ -3918,7 +3925,7 @@
           <w:rFonts w:ascii="Avenir Next" w:hAnsi="Avenir Next" w:cs="Avenir Next" w:eastAsia="Avenir Next"/>
           <w:i/>
           <w:color w:val="5A5F66"/>
-          <w:sz w:val="17"/>
+          <w:sz w:val="22"/>
           <w:szCs w:val="17"/>
         </w:rPr>
         <w:t xml:space="preserve">find your answer · copy its letter into that problem’s box · spell a math word</w:t>
@@ -3977,7 +3984,7 @@
                 <w:rFonts w:ascii="Avenir Next" w:hAnsi="Avenir Next" w:cs="Avenir Next" w:eastAsia="Avenir Next"/>
                 <w:b/>
                 <w:color w:val="1A1A1A"/>
-                <w:sz w:val="18"/>
+                <w:sz w:val="22"/>
                 <w:szCs w:val="18"/>
               </w:rPr>
               <w:t xml:space="preserve">Pack 2</w:t>
@@ -3993,7 +4000,7 @@
                 <w:rFonts w:ascii="Avenir Next" w:hAnsi="Avenir Next" w:cs="Avenir Next" w:eastAsia="Avenir Next"/>
                 <w:b/>
                 <w:color w:val="003A70"/>
-                <w:sz w:val="18"/>
+                <w:sz w:val="22"/>
                 <w:szCs w:val="18"/>
               </w:rPr>
               <w:t xml:space="preserve">R</w:t>
@@ -4016,7 +4023,7 @@
                 <w:rFonts w:ascii="Avenir Next" w:hAnsi="Avenir Next" w:cs="Avenir Next" w:eastAsia="Avenir Next"/>
                 <w:b/>
                 <w:color w:val="1A1A1A"/>
-                <w:sz w:val="18"/>
+                <w:sz w:val="22"/>
                 <w:szCs w:val="18"/>
               </w:rPr>
               <w:t xml:space="preserve">$8</w:t>
@@ -4032,7 +4039,7 @@
                 <w:rFonts w:ascii="Avenir Next" w:hAnsi="Avenir Next" w:cs="Avenir Next" w:eastAsia="Avenir Next"/>
                 <w:b/>
                 <w:color w:val="003A70"/>
-                <w:sz w:val="18"/>
+                <w:sz w:val="22"/>
                 <w:szCs w:val="18"/>
               </w:rPr>
               <w:t xml:space="preserve">G</w:t>
@@ -4055,7 +4062,7 @@
                 <w:rFonts w:ascii="Avenir Next" w:hAnsi="Avenir Next" w:cs="Avenir Next" w:eastAsia="Avenir Next"/>
                 <w:b/>
                 <w:color w:val="1A1A1A"/>
-                <w:sz w:val="18"/>
+                <w:sz w:val="22"/>
                 <w:szCs w:val="18"/>
               </w:rPr>
               <w:t xml:space="preserve">$35</w:t>
@@ -4071,7 +4078,7 @@
                 <w:rFonts w:ascii="Avenir Next" w:hAnsi="Avenir Next" w:cs="Avenir Next" w:eastAsia="Avenir Next"/>
                 <w:b/>
                 <w:color w:val="003A70"/>
-                <w:sz w:val="18"/>
+                <w:sz w:val="22"/>
                 <w:szCs w:val="18"/>
               </w:rPr>
               <w:t xml:space="preserve">Q</w:t>
@@ -4094,7 +4101,7 @@
                 <w:rFonts w:ascii="Avenir Next" w:hAnsi="Avenir Next" w:cs="Avenir Next" w:eastAsia="Avenir Next"/>
                 <w:b/>
                 <w:color w:val="1A1A1A"/>
-                <w:sz w:val="18"/>
+                <w:sz w:val="22"/>
                 <w:szCs w:val="18"/>
               </w:rPr>
               <w:t xml:space="preserve">$11.52</w:t>
@@ -4110,7 +4117,7 @@
                 <w:rFonts w:ascii="Avenir Next" w:hAnsi="Avenir Next" w:cs="Avenir Next" w:eastAsia="Avenir Next"/>
                 <w:b/>
                 <w:color w:val="003A70"/>
-                <w:sz w:val="18"/>
+                <w:sz w:val="22"/>
                 <w:szCs w:val="18"/>
               </w:rPr>
               <w:t xml:space="preserve">Z</w:t>
@@ -4133,7 +4140,7 @@
                 <w:rFonts w:ascii="Avenir Next" w:hAnsi="Avenir Next" w:cs="Avenir Next" w:eastAsia="Avenir Next"/>
                 <w:b/>
                 <w:color w:val="1A1A1A"/>
-                <w:sz w:val="18"/>
+                <w:sz w:val="22"/>
                 <w:szCs w:val="18"/>
               </w:rPr>
               <w:t xml:space="preserve">$1.50</w:t>
@@ -4149,7 +4156,7 @@
                 <w:rFonts w:ascii="Avenir Next" w:hAnsi="Avenir Next" w:cs="Avenir Next" w:eastAsia="Avenir Next"/>
                 <w:b/>
                 <w:color w:val="003A70"/>
-                <w:sz w:val="18"/>
+                <w:sz w:val="22"/>
                 <w:szCs w:val="18"/>
               </w:rPr>
               <w:t xml:space="preserve">X</w:t>
@@ -4172,7 +4179,7 @@
                 <w:rFonts w:ascii="Avenir Next" w:hAnsi="Avenir Next" w:cs="Avenir Next" w:eastAsia="Avenir Next"/>
                 <w:b/>
                 <w:color w:val="1A1A1A"/>
-                <w:sz w:val="18"/>
+                <w:sz w:val="22"/>
                 <w:szCs w:val="18"/>
               </w:rPr>
               <w:t xml:space="preserve">$10.88</w:t>
@@ -4188,7 +4195,7 @@
                 <w:rFonts w:ascii="Avenir Next" w:hAnsi="Avenir Next" w:cs="Avenir Next" w:eastAsia="Avenir Next"/>
                 <w:b/>
                 <w:color w:val="003A70"/>
-                <w:sz w:val="18"/>
+                <w:sz w:val="22"/>
                 <w:szCs w:val="18"/>
               </w:rPr>
               <w:t xml:space="preserve">I</w:t>
@@ -4211,7 +4218,7 @@
                 <w:rFonts w:ascii="Avenir Next" w:hAnsi="Avenir Next" w:cs="Avenir Next" w:eastAsia="Avenir Next"/>
                 <w:b/>
                 <w:color w:val="1A1A1A"/>
-                <w:sz w:val="18"/>
+                <w:sz w:val="22"/>
                 <w:szCs w:val="18"/>
               </w:rPr>
               <w:t xml:space="preserve">$0.70</w:t>
@@ -4227,7 +4234,7 @@
                 <w:rFonts w:ascii="Avenir Next" w:hAnsi="Avenir Next" w:cs="Avenir Next" w:eastAsia="Avenir Next"/>
                 <w:b/>
                 <w:color w:val="003A70"/>
-                <w:sz w:val="18"/>
+                <w:sz w:val="22"/>
                 <w:szCs w:val="18"/>
               </w:rPr>
               <w:t xml:space="preserve">N</w:t>
@@ -4250,7 +4257,7 @@
                 <w:rFonts w:ascii="Avenir Next" w:hAnsi="Avenir Next" w:cs="Avenir Next" w:eastAsia="Avenir Next"/>
                 <w:b/>
                 <w:color w:val="1A1A1A"/>
-                <w:sz w:val="18"/>
+                <w:sz w:val="22"/>
                 <w:szCs w:val="18"/>
               </w:rPr>
               <w:t xml:space="preserve">$0.25</w:t>
@@ -4266,7 +4273,7 @@
                 <w:rFonts w:ascii="Avenir Next" w:hAnsi="Avenir Next" w:cs="Avenir Next" w:eastAsia="Avenir Next"/>
                 <w:b/>
                 <w:color w:val="003A70"/>
-                <w:sz w:val="18"/>
+                <w:sz w:val="22"/>
                 <w:szCs w:val="18"/>
               </w:rPr>
               <w:t xml:space="preserve">A</w:t>
@@ -4289,7 +4296,7 @@
                 <w:rFonts w:ascii="Avenir Next" w:hAnsi="Avenir Next" w:cs="Avenir Next" w:eastAsia="Avenir Next"/>
                 <w:b/>
                 <w:color w:val="1A1A1A"/>
-                <w:sz w:val="18"/>
+                <w:sz w:val="22"/>
                 <w:szCs w:val="18"/>
               </w:rPr>
               <w:t xml:space="preserve">$0.20</w:t>
@@ -4305,7 +4312,7 @@
                 <w:rFonts w:ascii="Avenir Next" w:hAnsi="Avenir Next" w:cs="Avenir Next" w:eastAsia="Avenir Next"/>
                 <w:b/>
                 <w:color w:val="003A70"/>
-                <w:sz w:val="18"/>
+                <w:sz w:val="22"/>
                 <w:szCs w:val="18"/>
               </w:rPr>
               <w:t xml:space="preserve">A</w:t>
@@ -4328,7 +4335,7 @@
                 <w:rFonts w:ascii="Avenir Next" w:hAnsi="Avenir Next" w:cs="Avenir Next" w:eastAsia="Avenir Next"/>
                 <w:b/>
                 <w:color w:val="1A1A1A"/>
-                <w:sz w:val="18"/>
+                <w:sz w:val="22"/>
                 <w:szCs w:val="18"/>
               </w:rPr>
               <w:t xml:space="preserve">$5</w:t>
@@ -4344,7 +4351,7 @@
                 <w:rFonts w:ascii="Avenir Next" w:hAnsi="Avenir Next" w:cs="Avenir Next" w:eastAsia="Avenir Next"/>
                 <w:b/>
                 <w:color w:val="003A70"/>
-                <w:sz w:val="18"/>
+                <w:sz w:val="22"/>
                 <w:szCs w:val="18"/>
               </w:rPr>
               <w:t xml:space="preserve">B</w:t>
@@ -4355,7 +4362,7 @@
     </w:tbl>
     <w:p>
       <w:pPr>
-        <w:spacing w:before="0" w:after="0" w:line="60" w:lineRule="auto"/>
+        <w:spacing w:before="0" w:after="0" w:line="50" w:lineRule="exact"/>
       </w:pPr>
     </w:p>
     <w:tbl>
@@ -4544,7 +4551,7 @@
     </w:tbl>
     <w:p>
       <w:pPr>
-        <w:spacing w:before="0" w:after="0" w:line="40" w:lineRule="auto"/>
+        <w:spacing w:before="0" w:after="0" w:line="50" w:lineRule="exact"/>
       </w:pPr>
     </w:p>
     <w:tbl>
@@ -4586,6 +4593,7 @@
           </w:tcPr>
           <w:p>
             <w:pPr>
+              <w:pStyle w:val="Heading2"/>
               <w:spacing w:before="0" w:after="0" w:line="240" w:lineRule="auto"/>
             </w:pPr>
             <w:r>
@@ -4623,7 +4631,7 @@
               <w:rPr>
                 <w:rFonts w:ascii="Avenir Next" w:hAnsi="Avenir Next" w:cs="Avenir Next" w:eastAsia="Avenir Next"/>
                 <w:color w:val="1A1A1A"/>
-                <w:sz w:val="17"/>
+                <w:sz w:val="22"/>
                 <w:szCs w:val="17"/>
               </w:rPr>
               <w:t xml:space="preserve">  I can do this on my own</w:t>
@@ -4652,7 +4660,7 @@
               <w:rPr>
                 <w:rFonts w:ascii="Avenir Next" w:hAnsi="Avenir Next" w:cs="Avenir Next" w:eastAsia="Avenir Next"/>
                 <w:color w:val="1A1A1A"/>
-                <w:sz w:val="17"/>
+                <w:sz w:val="22"/>
                 <w:szCs w:val="17"/>
               </w:rPr>
               <w:t xml:space="preserve">  I need a little help</w:t>
@@ -4681,7 +4689,7 @@
               <w:rPr>
                 <w:rFonts w:ascii="Avenir Next" w:hAnsi="Avenir Next" w:cs="Avenir Next" w:eastAsia="Avenir Next"/>
                 <w:color w:val="1A1A1A"/>
-                <w:sz w:val="17"/>
+                <w:sz w:val="22"/>
                 <w:szCs w:val="17"/>
               </w:rPr>
               <w:t xml:space="preserve">  I have a question about #</w:t>
@@ -4702,7 +4710,7 @@
     </w:tbl>
     <w:p>
       <w:pPr>
-        <w:spacing w:before="0" w:after="0" w:line="20" w:lineRule="exact"/>
+        <w:spacing w:before="0" w:after="0" w:line="50" w:lineRule="exact"/>
       </w:pPr>
     </w:p>
     <w:sectPr>
@@ -4788,7 +4796,106 @@
               <w:sz w:val="15"/>
               <w:szCs w:val="15"/>
             </w:rPr>
-            <w:t xml:space="preserve">Lesson 3-2  ·  Session 2  ·  Practice Form A</w:t>
+            <w:t xml:space="preserve">3-2 · Page </w:t>
+          </w:r>
+          <w:r>
+            <w:rPr>
+              <w:rFonts w:ascii="Avenir Next" w:hAnsi="Avenir Next" w:cs="Avenir Next" w:eastAsia="Avenir Next"/>
+              <w:color w:val="5A5F66"/>
+              <w:sz w:val="15"/>
+              <w:szCs w:val="15"/>
+            </w:rPr>
+            <w:fldChar w:fldCharType="begin"/>
+          </w:r>
+          <w:r>
+            <w:rPr>
+              <w:rFonts w:ascii="Avenir Next" w:hAnsi="Avenir Next" w:cs="Avenir Next" w:eastAsia="Avenir Next"/>
+              <w:color w:val="5A5F66"/>
+              <w:sz w:val="15"/>
+              <w:szCs w:val="15"/>
+            </w:rPr>
+            <w:instrText xml:space="preserve"> PAGE </w:instrText>
+          </w:r>
+          <w:r>
+            <w:rPr>
+              <w:rFonts w:ascii="Avenir Next" w:hAnsi="Avenir Next" w:cs="Avenir Next" w:eastAsia="Avenir Next"/>
+              <w:color w:val="5A5F66"/>
+              <w:sz w:val="15"/>
+              <w:szCs w:val="15"/>
+            </w:rPr>
+            <w:fldChar w:fldCharType="separate"/>
+          </w:r>
+          <w:r>
+            <w:rPr>
+              <w:rFonts w:ascii="Avenir Next" w:hAnsi="Avenir Next" w:cs="Avenir Next" w:eastAsia="Avenir Next"/>
+              <w:color w:val="5A5F66"/>
+              <w:sz w:val="15"/>
+              <w:szCs w:val="15"/>
+            </w:rPr>
+            <w:t xml:space="preserve">1</w:t>
+          </w:r>
+          <w:r>
+            <w:rPr>
+              <w:rFonts w:ascii="Avenir Next" w:hAnsi="Avenir Next" w:cs="Avenir Next" w:eastAsia="Avenir Next"/>
+              <w:color w:val="5A5F66"/>
+              <w:sz w:val="15"/>
+              <w:szCs w:val="15"/>
+            </w:rPr>
+            <w:fldChar w:fldCharType="end"/>
+          </w:r>
+          <w:r>
+            <w:rPr>
+              <w:rFonts w:ascii="Avenir Next" w:hAnsi="Avenir Next" w:cs="Avenir Next" w:eastAsia="Avenir Next"/>
+              <w:color w:val="5A5F66"/>
+              <w:sz w:val="15"/>
+              <w:szCs w:val="15"/>
+            </w:rPr>
+            <w:t xml:space="preserve"> of </w:t>
+          </w:r>
+          <w:r>
+            <w:rPr>
+              <w:rFonts w:ascii="Avenir Next" w:hAnsi="Avenir Next" w:cs="Avenir Next" w:eastAsia="Avenir Next"/>
+              <w:color w:val="5A5F66"/>
+              <w:sz w:val="15"/>
+              <w:szCs w:val="15"/>
+            </w:rPr>
+            <w:fldChar w:fldCharType="begin"/>
+          </w:r>
+          <w:r>
+            <w:rPr>
+              <w:rFonts w:ascii="Avenir Next" w:hAnsi="Avenir Next" w:cs="Avenir Next" w:eastAsia="Avenir Next"/>
+              <w:color w:val="5A5F66"/>
+              <w:sz w:val="15"/>
+              <w:szCs w:val="15"/>
+            </w:rPr>
+            <w:instrText xml:space="preserve"> NUMPAGES </w:instrText>
+          </w:r>
+          <w:r>
+            <w:rPr>
+              <w:rFonts w:ascii="Avenir Next" w:hAnsi="Avenir Next" w:cs="Avenir Next" w:eastAsia="Avenir Next"/>
+              <w:color w:val="5A5F66"/>
+              <w:sz w:val="15"/>
+              <w:szCs w:val="15"/>
+            </w:rPr>
+            <w:fldChar w:fldCharType="separate"/>
+          </w:r>
+          <w:r>
+            <w:rPr>
+              <w:rFonts w:ascii="Avenir Next" w:hAnsi="Avenir Next" w:cs="Avenir Next" w:eastAsia="Avenir Next"/>
+              <w:color w:val="5A5F66"/>
+              <w:sz w:val="15"/>
+              <w:szCs w:val="15"/>
+            </w:rPr>
+            <w:t xml:space="preserve">1</w:t>
+          </w:r>
+          <w:r>
+            <w:rPr>
+              <w:rFonts w:ascii="Avenir Next" w:hAnsi="Avenir Next" w:cs="Avenir Next" w:eastAsia="Avenir Next"/>
+              <w:color w:val="5A5F66"/>
+              <w:sz w:val="15"/>
+              <w:szCs w:val="15"/>
+            </w:rPr>
+            <w:fldChar w:fldCharType="end"/>
           </w:r>
         </w:p>
       </w:tc>
@@ -4831,5 +4938,23 @@
       </w:tblCellMar>
     </w:tblPr>
   </w:style>
+  <w:style w:type="paragraph" w:styleId="Heading1">
+    <w:name w:val="heading 1"/>
+    <w:basedOn w:val="Normal"/>
+    <w:pPr>
+      <w:outlineLvl w:val="0"/>
+      <w:keepNext w:val="0"/>
+      <w:keepLines w:val="0"/>
+    </w:pPr>
+  </w:style>
+  <w:style w:type="paragraph" w:styleId="Heading2">
+    <w:name w:val="heading 2"/>
+    <w:basedOn w:val="Normal"/>
+    <w:pPr>
+      <w:outlineLvl w:val="1"/>
+      <w:keepNext w:val="0"/>
+      <w:keepLines w:val="0"/>
+    </w:pPr>
+  </w:style>
 </w:styles>
 </file>